--- a/A-Documentacion/B-Elaboracion/Iteracion1-24_09-al-16_10/1-ModeloDatos/eGraduados_Elaboracion_Iteracion1_ModeloDatos.docx
+++ b/A-Documentacion/B-Elaboracion/Iteracion1-24_09-al-16_10/1-ModeloDatos/eGraduados_Elaboracion_Iteracion1_ModeloDatos.docx
@@ -18,8 +18,11 @@
       <w:sdtEndPr>
         <w:rPr>
           <w:rFonts w:asciiTheme="minorHAnsi" w:eastAsiaTheme="minorHAnsi" w:hAnsiTheme="minorHAnsi" w:cstheme="minorBidi"/>
+          <w:i/>
+          <w:color w:val="548DD4"/>
           <w:sz w:val="22"/>
           <w:szCs w:val="22"/>
+          <w:lang w:val="es-AR"/>
         </w:rPr>
       </w:sdtEndPr>
       <w:sdtContent>
@@ -124,7 +127,7 @@
               </mc:Choice>
               <mc:Fallback>
                 <w:pict>
-                  <v:rect w14:anchorId="30834A98" id="Rectangle 6" o:spid="_x0000_s1026" style="position:absolute;margin-left:0;margin-top:0;width:623.75pt;height:67.45pt;z-index:251660288;visibility:visible;mso-wrap-style:square;mso-width-percent:1050;mso-height-percent:900;mso-wrap-distance-left:9pt;mso-wrap-distance-top:0;mso-wrap-distance-right:9pt;mso-wrap-distance-bottom:0;mso-position-horizontal:center;mso-position-horizontal-relative:page;mso-position-vertical:bottom;mso-position-vertical-relative:page;mso-width-percent:1050;mso-height-percent:900;mso-width-relative:page;mso-height-relative:top-margin-area;v-text-anchor:top" o:gfxdata="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" o:allowincell="f" fillcolor="#4bacc6 [3208]" strokecolor="#31849b [2408]">
+                  <v:rect w14:anchorId="01950F8D" id="Rectangle 6" o:spid="_x0000_s1026" style="position:absolute;margin-left:0;margin-top:0;width:623.75pt;height:67.45pt;z-index:251660288;visibility:visible;mso-wrap-style:square;mso-width-percent:1050;mso-height-percent:900;mso-wrap-distance-left:9pt;mso-wrap-distance-top:0;mso-wrap-distance-right:9pt;mso-wrap-distance-bottom:0;mso-position-horizontal:center;mso-position-horizontal-relative:page;mso-position-vertical:bottom;mso-position-vertical-relative:page;mso-width-percent:1050;mso-height-percent:900;mso-width-relative:page;mso-height-relative:top-margin-area;v-text-anchor:top" o:gfxdata="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" o:allowincell="f" fillcolor="#4bacc6 [3208]" strokecolor="#31849b [2408]">
                     <w10:wrap anchorx="page" anchory="page"/>
                   </v:rect>
                 </w:pict>
@@ -203,7 +206,7 @@
               </mc:Choice>
               <mc:Fallback>
                 <w:pict>
-                  <v:rect w14:anchorId="1D4167E4" id="Rectangle 9" o:spid="_x0000_s1026" style="position:absolute;margin-left:0;margin-top:0;width:7.15pt;height:882.85pt;z-index:251663360;visibility:visible;mso-wrap-style:square;mso-width-percent:0;mso-height-percent:1050;mso-wrap-distance-left:9pt;mso-wrap-distance-top:0;mso-wrap-distance-right:9pt;mso-wrap-distance-bottom:0;mso-position-horizontal:center;mso-position-horizontal-relative:left-margin-area;mso-position-vertical:center;mso-position-vertical-relative:page;mso-width-percent:0;mso-height-percent:1050;mso-width-relative:page;mso-height-relative:page;v-text-anchor:top" o:gfxdata="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" o:allowincell="f" fillcolor="white [3212]" strokecolor="#31849b [2408]">
+                  <v:rect w14:anchorId="03E78371" id="Rectangle 9" o:spid="_x0000_s1026" style="position:absolute;margin-left:0;margin-top:0;width:7.15pt;height:882.85pt;z-index:251663360;visibility:visible;mso-wrap-style:square;mso-width-percent:0;mso-height-percent:1050;mso-wrap-distance-left:9pt;mso-wrap-distance-top:0;mso-wrap-distance-right:9pt;mso-wrap-distance-bottom:0;mso-position-horizontal:center;mso-position-horizontal-relative:left-margin-area;mso-position-vertical:center;mso-position-vertical-relative:page;mso-width-percent:0;mso-height-percent:1050;mso-width-relative:page;mso-height-relative:page;v-text-anchor:top" o:gfxdata="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" o:allowincell="f" fillcolor="white [3212]" strokecolor="#31849b [2408]">
                     <w10:wrap anchorx="margin" anchory="page"/>
                   </v:rect>
                 </w:pict>
@@ -282,7 +285,7 @@
               </mc:Choice>
               <mc:Fallback>
                 <w:pict>
-                  <v:rect w14:anchorId="17E5A2C4" id="Rectangle 8" o:spid="_x0000_s1026" style="position:absolute;margin-left:0;margin-top:0;width:7.15pt;height:882.85pt;z-index:251662336;visibility:visible;mso-wrap-style:square;mso-width-percent:0;mso-height-percent:1050;mso-wrap-distance-left:9pt;mso-wrap-distance-top:0;mso-wrap-distance-right:9pt;mso-wrap-distance-bottom:0;mso-position-horizontal:center;mso-position-horizontal-relative:right-margin-area;mso-position-vertical:center;mso-position-vertical-relative:page;mso-width-percent:0;mso-height-percent:1050;mso-width-relative:page;mso-height-relative:page;v-text-anchor:top" o:gfxdata="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" o:allowincell="f" fillcolor="white [3212]" strokecolor="#31849b [2408]">
+                  <v:rect w14:anchorId="55408FB0" id="Rectangle 8" o:spid="_x0000_s1026" style="position:absolute;margin-left:0;margin-top:0;width:7.15pt;height:882.85pt;z-index:251662336;visibility:visible;mso-wrap-style:square;mso-width-percent:0;mso-height-percent:1050;mso-wrap-distance-left:9pt;mso-wrap-distance-top:0;mso-wrap-distance-right:9pt;mso-wrap-distance-bottom:0;mso-position-horizontal:center;mso-position-horizontal-relative:right-margin-area;mso-position-vertical:center;mso-position-vertical-relative:page;mso-width-percent:0;mso-height-percent:1050;mso-width-relative:page;mso-height-relative:page;v-text-anchor:top" o:gfxdata="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" o:allowincell="f" fillcolor="white [3212]" strokecolor="#31849b [2408]">
                     <w10:wrap anchorx="margin" anchory="page"/>
                   </v:rect>
                 </w:pict>
@@ -361,7 +364,7 @@
               </mc:Choice>
               <mc:Fallback>
                 <w:pict>
-                  <v:rect w14:anchorId="5A0E0AA8" id="Rectangle 7" o:spid="_x0000_s1026" style="position:absolute;margin-left:0;margin-top:0;width:623.75pt;height:67.45pt;z-index:251661312;visibility:visible;mso-wrap-style:square;mso-width-percent:1050;mso-height-percent:900;mso-wrap-distance-left:9pt;mso-wrap-distance-top:0;mso-wrap-distance-right:9pt;mso-wrap-distance-bottom:0;mso-position-horizontal:center;mso-position-horizontal-relative:page;mso-position-vertical:top;mso-position-vertical-relative:top-margin-area;mso-width-percent:1050;mso-height-percent:900;mso-width-relative:page;mso-height-relative:top-margin-area;v-text-anchor:top" o:gfxdata="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" o:allowincell="f" fillcolor="#4bacc6 [3208]" strokecolor="#31849b [2408]">
+                  <v:rect w14:anchorId="32449084" id="Rectangle 7" o:spid="_x0000_s1026" style="position:absolute;margin-left:0;margin-top:0;width:623.75pt;height:67.45pt;z-index:251661312;visibility:visible;mso-wrap-style:square;mso-width-percent:1050;mso-height-percent:900;mso-wrap-distance-left:9pt;mso-wrap-distance-top:0;mso-wrap-distance-right:9pt;mso-wrap-distance-bottom:0;mso-position-horizontal:center;mso-position-horizontal-relative:page;mso-position-vertical:top;mso-position-vertical-relative:top-margin-area;mso-width-percent:1050;mso-height-percent:900;mso-width-relative:page;mso-height-relative:top-margin-area;v-text-anchor:top" o:gfxdata="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" o:allowincell="f" fillcolor="#4bacc6 [3208]" strokecolor="#31849b [2408]">
                     <w10:wrap anchorx="page" anchory="margin"/>
                   </v:rect>
                 </w:pict>
@@ -570,392 +573,8 @@
             <w:br w:type="page"/>
           </w:r>
         </w:p>
-        <w:p>
-          <w:pPr>
-            <w:pStyle w:val="PSI-Comentario"/>
-          </w:pPr>
-          <w:r>
-            <w:rPr>
-              <w:noProof/>
-            </w:rPr>
-            <w:lastRenderedPageBreak/>
-            <mc:AlternateContent>
-              <mc:Choice Requires="wps">
-                <w:drawing>
-                  <wp:anchor distT="0" distB="0" distL="114300" distR="114300" simplePos="0" relativeHeight="251684864" behindDoc="0" locked="0" layoutInCell="1" allowOverlap="1" wp14:anchorId="542AEF24" wp14:editId="54F04460">
-                    <wp:simplePos x="0" y="0"/>
-                    <wp:positionH relativeFrom="margin">
-                      <wp:posOffset>3577590</wp:posOffset>
-                    </wp:positionH>
-                    <wp:positionV relativeFrom="margin">
-                      <wp:posOffset>67310</wp:posOffset>
-                    </wp:positionV>
-                    <wp:extent cx="2047875" cy="7336155"/>
-                    <wp:effectExtent l="9525" t="13335" r="9525" b="13335"/>
-                    <wp:wrapSquare wrapText="bothSides"/>
-                    <wp:docPr id="1716064924" name="Text Box 20"/>
-                    <wp:cNvGraphicFramePr>
-                      <a:graphicFrameLocks xmlns:a="http://schemas.openxmlformats.org/drawingml/2006/main"/>
-                    </wp:cNvGraphicFramePr>
-                    <a:graphic xmlns:a="http://schemas.openxmlformats.org/drawingml/2006/main">
-                      <a:graphicData uri="http://schemas.microsoft.com/office/word/2010/wordprocessingShape">
-                        <wps:wsp>
-                          <wps:cNvSpPr txBox="1">
-                            <a:spLocks noChangeArrowheads="1"/>
-                          </wps:cNvSpPr>
-                          <wps:spPr bwMode="auto">
-                            <a:xfrm>
-                              <a:off x="0" y="0"/>
-                              <a:ext cx="2047875" cy="7336155"/>
-                            </a:xfrm>
-                            <a:prstGeom prst="rect">
-                              <a:avLst/>
-                            </a:prstGeom>
-                            <a:solidFill>
-                              <a:schemeClr val="bg1">
-                                <a:lumMod val="100000"/>
-                                <a:lumOff val="0"/>
-                              </a:schemeClr>
-                            </a:solidFill>
-                            <a:ln w="9525">
-                              <a:solidFill>
-                                <a:schemeClr val="accent5">
-                                  <a:lumMod val="75000"/>
-                                  <a:lumOff val="0"/>
-                                </a:schemeClr>
-                              </a:solidFill>
-                              <a:miter lim="800000"/>
-                              <a:headEnd/>
-                              <a:tailEnd/>
-                            </a:ln>
-                          </wps:spPr>
-                          <wps:txbx>
-                            <w:txbxContent>
-                              <w:p>
-                                <w:pPr>
-                                  <w:pStyle w:val="PSI-Comentario"/>
-                                  <w:ind w:left="0"/>
-                                </w:pPr>
-                                <w:r>
-                                  <w:t>Un modelo es un conjunto de herramientas conceptuales para describir datos, sus relaciones, su significado y sus restricciones de consistencia.</w:t>
-                                </w:r>
-                              </w:p>
-                              <w:p>
-                                <w:pPr>
-                                  <w:pStyle w:val="PSI-Comentario"/>
-                                  <w:ind w:left="0"/>
-                                </w:pPr>
-                                <w:r>
-                                  <w:t>Es el proceso de analizar los aspectos de interés para una organización y la relación que tienen unos con otros.</w:t>
-                                </w:r>
-                              </w:p>
-                              <w:p>
-                                <w:pPr>
-                                  <w:pStyle w:val="PSI-Comentario"/>
-                                  <w:ind w:left="0"/>
-                                </w:pPr>
-                                <w:r>
-                                  <w:t>Resulta en el descubrimiento y documentación de los recursos de datos del negocio.</w:t>
-                                </w:r>
-                              </w:p>
-                              <w:p>
-                                <w:pPr>
-                                  <w:pStyle w:val="PSI-Comentario"/>
-                                  <w:ind w:left="0"/>
-                                </w:pPr>
-                                <w:r>
-                                  <w:t>Es una tarea difícil, bastante difícil, pero es una actividad necesaria cuya habilidad solo se adquiere con la experiencia.</w:t>
-                                </w:r>
-                              </w:p>
-                              <w:p>
-                                <w:pPr>
-                                  <w:ind w:left="0"/>
-                                  <w:jc w:val="both"/>
-                                </w:pPr>
-                              </w:p>
-                            </w:txbxContent>
-                          </wps:txbx>
-                          <wps:bodyPr rot="0" vert="horz" wrap="square" lIns="91440" tIns="45720" rIns="91440" bIns="45720" anchor="t" anchorCtr="0" upright="1">
-                            <a:noAutofit/>
-                          </wps:bodyPr>
-                        </wps:wsp>
-                      </a:graphicData>
-                    </a:graphic>
-                    <wp14:sizeRelH relativeFrom="page">
-                      <wp14:pctWidth>0</wp14:pctWidth>
-                    </wp14:sizeRelH>
-                    <wp14:sizeRelV relativeFrom="page">
-                      <wp14:pctHeight>0</wp14:pctHeight>
-                    </wp14:sizeRelV>
-                  </wp:anchor>
-                </w:drawing>
-              </mc:Choice>
-              <mc:Fallback>
-                <w:pict>
-                  <v:shapetype w14:anchorId="542AEF24" id="_x0000_t202" coordsize="21600,21600" o:spt="202" path="m,l,21600r21600,l21600,xe">
-                    <v:stroke joinstyle="miter"/>
-                    <v:path gradientshapeok="t" o:connecttype="rect"/>
-                  </v:shapetype>
-                  <v:shape id="Text Box 20" o:spid="_x0000_s1026" type="#_x0000_t202" style="position:absolute;left:0;text-align:left;margin-left:281.7pt;margin-top:5.3pt;width:161.25pt;height:577.65pt;z-index:251684864;visibility:visible;mso-wrap-style:square;mso-width-percent:0;mso-height-percent:0;mso-wrap-distance-left:9pt;mso-wrap-distance-top:0;mso-wrap-distance-right:9pt;mso-wrap-distance-bottom:0;mso-position-horizontal:absolute;mso-position-horizontal-relative:margin;mso-position-vertical:absolute;mso-position-vertical-relative:margin;mso-width-percent:0;mso-height-percent:0;mso-width-relative:page;mso-height-relative:page;v-text-anchor:top" o:gfxdata="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" fillcolor="white [3212]" strokecolor="#31849b [2408]">
-                    <v:textbox>
-                      <w:txbxContent>
-                        <w:p>
-                          <w:pPr>
-                            <w:pStyle w:val="PSI-Comentario"/>
-                            <w:ind w:left="0"/>
-                          </w:pPr>
-                          <w:r>
-                            <w:t>Un modelo es un conjunto de herramientas conceptuales para describir datos, sus relaciones, su significado y sus restricciones de consistencia.</w:t>
-                          </w:r>
-                        </w:p>
-                        <w:p>
-                          <w:pPr>
-                            <w:pStyle w:val="PSI-Comentario"/>
-                            <w:ind w:left="0"/>
-                          </w:pPr>
-                          <w:r>
-                            <w:t>Es el proceso de analizar los aspectos de interés para una organización y la relación que tienen unos con otros.</w:t>
-                          </w:r>
-                        </w:p>
-                        <w:p>
-                          <w:pPr>
-                            <w:pStyle w:val="PSI-Comentario"/>
-                            <w:ind w:left="0"/>
-                          </w:pPr>
-                          <w:r>
-                            <w:t>Resulta en el descubrimiento y documentación de los recursos de datos del negocio.</w:t>
-                          </w:r>
-                        </w:p>
-                        <w:p>
-                          <w:pPr>
-                            <w:pStyle w:val="PSI-Comentario"/>
-                            <w:ind w:left="0"/>
-                          </w:pPr>
-                          <w:r>
-                            <w:t>Es una tarea difícil, bastante difícil, pero es una actividad necesaria cuya habilidad solo se adquiere con la experiencia.</w:t>
-                          </w:r>
-                        </w:p>
-                        <w:p>
-                          <w:pPr>
-                            <w:ind w:left="0"/>
-                            <w:jc w:val="both"/>
-                          </w:pPr>
-                        </w:p>
-                      </w:txbxContent>
-                    </v:textbox>
-                    <w10:wrap type="square" anchorx="margin" anchory="margin"/>
-                  </v:shape>
-                </w:pict>
-              </mc:Fallback>
-            </mc:AlternateContent>
-          </w:r>
-        </w:p>
-        <w:p>
-          <w:pPr>
-            <w:pStyle w:val="PSI-Comentario"/>
-          </w:pPr>
-          <w:r>
-            <w:t>[Este documento es la plantilla base para elaborar el documento</w:t>
-          </w:r>
-          <w:r>
-            <w:t xml:space="preserve"> </w:t>
-          </w:r>
-          <w:sdt>
-            <w:sdtPr>
-              <w:alias w:val="Título"/>
-              <w:id w:val="3709524"/>
-              <w:dataBinding w:prefixMappings="xmlns:ns0='http://purl.org/dc/elements/1.1/' xmlns:ns1='http://schemas.openxmlformats.org/package/2006/metadata/core-properties' " w:xpath="/ns1:coreProperties[1]/ns0:title[1]" w:storeItemID="{6C3C8BC8-F283-45AE-878A-BAB7291924A1}"/>
-              <w:text/>
-            </w:sdtPr>
-            <w:sdtContent>
-              <w:r>
-                <w:t>Modelo de Datos</w:t>
-              </w:r>
-            </w:sdtContent>
-          </w:sdt>
-          <w:r>
-            <w:t xml:space="preserve">. </w:t>
-          </w:r>
-        </w:p>
-        <w:p>
-          <w:pPr>
-            <w:pStyle w:val="PSI-Comentario"/>
-          </w:pPr>
-          <w:r>
-            <w:rPr>
-              <w:noProof/>
-              <w:lang w:eastAsia="es-ES"/>
-            </w:rPr>
-            <mc:AlternateContent>
-              <mc:Choice Requires="wps">
-                <w:drawing>
-                  <wp:anchor distT="0" distB="0" distL="114300" distR="114300" simplePos="0" relativeHeight="251672576" behindDoc="1" locked="0" layoutInCell="1" allowOverlap="1" wp14:anchorId="0E250D0D" wp14:editId="0754CE47">
-                    <wp:simplePos x="0" y="0"/>
-                    <wp:positionH relativeFrom="margin">
-                      <wp:posOffset>4009390</wp:posOffset>
-                    </wp:positionH>
-                    <wp:positionV relativeFrom="margin">
-                      <wp:posOffset>-968375</wp:posOffset>
-                    </wp:positionV>
-                    <wp:extent cx="2480945" cy="10730230"/>
-                    <wp:effectExtent l="12700" t="6350" r="11430" b="7620"/>
-                    <wp:wrapSquare wrapText="bothSides"/>
-                    <wp:docPr id="1125372643" name="Rectangle 17"/>
-                    <wp:cNvGraphicFramePr>
-                      <a:graphicFrameLocks xmlns:a="http://schemas.openxmlformats.org/drawingml/2006/main"/>
-                    </wp:cNvGraphicFramePr>
-                    <a:graphic xmlns:a="http://schemas.openxmlformats.org/drawingml/2006/main">
-                      <a:graphicData uri="http://schemas.microsoft.com/office/word/2010/wordprocessingShape">
-                        <wps:wsp>
-                          <wps:cNvSpPr>
-                            <a:spLocks noChangeArrowheads="1"/>
-                          </wps:cNvSpPr>
-                          <wps:spPr bwMode="auto">
-                            <a:xfrm>
-                              <a:off x="0" y="0"/>
-                              <a:ext cx="2480945" cy="10730230"/>
-                            </a:xfrm>
-                            <a:prstGeom prst="rect">
-                              <a:avLst/>
-                            </a:prstGeom>
-                            <a:solidFill>
-                              <a:srgbClr val="4BACC6"/>
-                            </a:solidFill>
-                            <a:ln w="9525">
-                              <a:solidFill>
-                                <a:schemeClr val="accent5">
-                                  <a:lumMod val="75000"/>
-                                  <a:lumOff val="0"/>
-                                </a:schemeClr>
-                              </a:solidFill>
-                              <a:miter lim="800000"/>
-                              <a:headEnd/>
-                              <a:tailEnd/>
-                            </a:ln>
-                          </wps:spPr>
-                          <wps:bodyPr rot="0" vert="horz" wrap="square" lIns="91440" tIns="45720" rIns="91440" bIns="45720" anchor="t" anchorCtr="0" upright="1">
-                            <a:noAutofit/>
-                          </wps:bodyPr>
-                        </wps:wsp>
-                      </a:graphicData>
-                    </a:graphic>
-                    <wp14:sizeRelH relativeFrom="page">
-                      <wp14:pctWidth>0</wp14:pctWidth>
-                    </wp14:sizeRelH>
-                    <wp14:sizeRelV relativeFrom="page">
-                      <wp14:pctHeight>0</wp14:pctHeight>
-                    </wp14:sizeRelV>
-                  </wp:anchor>
-                </w:drawing>
-              </mc:Choice>
-              <mc:Fallback>
-                <w:pict>
-                  <v:rect w14:anchorId="24C1CC1E" id="Rectangle 17" o:spid="_x0000_s1026" style="position:absolute;margin-left:315.7pt;margin-top:-76.25pt;width:195.35pt;height:844.9pt;z-index:-251643904;visibility:visible;mso-wrap-style:square;mso-width-percent:0;mso-height-percent:0;mso-wrap-distance-left:9pt;mso-wrap-distance-top:0;mso-wrap-distance-right:9pt;mso-wrap-distance-bottom:0;mso-position-horizontal:absolute;mso-position-horizontal-relative:margin;mso-position-vertical:absolute;mso-position-vertical-relative:margin;mso-width-percent:0;mso-height-percent:0;mso-width-relative:page;mso-height-relative:page;v-text-anchor:top" o:gfxdata="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" fillcolor="#4bacc6" strokecolor="#31849b [2408]">
-                    <w10:wrap type="square" anchorx="margin" anchory="margin"/>
-                  </v:rect>
-                </w:pict>
-              </mc:Fallback>
-            </mc:AlternateContent>
-          </w:r>
-          <w:r>
-            <w:t>Los textos que aparecen entre paréntesis rectos son explicaciones de que debe contener cada sección</w:t>
-          </w:r>
-          <w:r>
-            <w:t>, los cuales se encuentran con estilo “PSI – Comentario”</w:t>
-          </w:r>
-          <w:r>
-            <w:t>. Dichos textos se deben seleccionar y sustituir por el contenido que corresponda</w:t>
-          </w:r>
-          <w:r>
-            <w:t xml:space="preserve"> en estilo “Normal”</w:t>
-          </w:r>
-          <w:r>
-            <w:t>.</w:t>
-          </w:r>
-        </w:p>
-        <w:p>
-          <w:pPr>
-            <w:pStyle w:val="PSI-Comentario"/>
-          </w:pPr>
-          <w:r>
-            <w:t xml:space="preserve"> Para actualizar la tabla de Contenido, haga clic con el botón derecho del ratón sobre cualquier línea del contenido de la misma y seleccione Actualizar campos, en el cuadro que aparece seleccione Actualizar toda la tabla y haga clic en el botón Aceptar.]</w:t>
-          </w:r>
-        </w:p>
-        <w:p/>
       </w:sdtContent>
     </w:sdt>
-    <w:p>
-      <w:pPr>
-        <w:ind w:left="0" w:firstLine="0"/>
-      </w:pPr>
-      <w:r>
-        <w:rPr>
-          <w:noProof/>
-          <w:lang w:eastAsia="es-ES"/>
-        </w:rPr>
-        <w:drawing>
-          <wp:anchor distT="0" distB="0" distL="114300" distR="114300" simplePos="0" relativeHeight="251682816" behindDoc="0" locked="0" layoutInCell="1" allowOverlap="1" wp14:anchorId="3E725E73" wp14:editId="449E3A7E">
-            <wp:simplePos x="0" y="0"/>
-            <wp:positionH relativeFrom="margin">
-              <wp:posOffset>4730115</wp:posOffset>
-            </wp:positionH>
-            <wp:positionV relativeFrom="margin">
-              <wp:posOffset>7712075</wp:posOffset>
-            </wp:positionV>
-            <wp:extent cx="1200150" cy="1200150"/>
-            <wp:effectExtent l="76200" t="38100" r="247650" b="209550"/>
-            <wp:wrapSquare wrapText="bothSides"/>
-            <wp:docPr id="12" name="4 Imagen" descr="psi-negro.png"/>
-            <wp:cNvGraphicFramePr>
-              <a:graphicFrameLocks xmlns:a="http://schemas.openxmlformats.org/drawingml/2006/main" noChangeAspect="1"/>
-            </wp:cNvGraphicFramePr>
-            <a:graphic xmlns:a="http://schemas.openxmlformats.org/drawingml/2006/main">
-              <a:graphicData uri="http://schemas.openxmlformats.org/drawingml/2006/picture">
-                <pic:pic xmlns:pic="http://schemas.openxmlformats.org/drawingml/2006/picture">
-                  <pic:nvPicPr>
-                    <pic:cNvPr id="0" name="psi-negro.png"/>
-                    <pic:cNvPicPr/>
-                  </pic:nvPicPr>
-                  <pic:blipFill>
-                    <a:blip r:embed="rId10" cstate="print"/>
-                    <a:stretch>
-                      <a:fillRect/>
-                    </a:stretch>
-                  </pic:blipFill>
-                  <pic:spPr>
-                    <a:xfrm>
-                      <a:off x="0" y="0"/>
-                      <a:ext cx="1200150" cy="1200150"/>
-                    </a:xfrm>
-                    <a:prstGeom prst="rect">
-                      <a:avLst/>
-                    </a:prstGeom>
-                    <a:ln>
-                      <a:noFill/>
-                    </a:ln>
-                    <a:effectLst>
-                      <a:outerShdw blurRad="292100" dist="139700" dir="2700000" algn="tl" rotWithShape="0">
-                        <a:srgbClr val="333333">
-                          <a:alpha val="65000"/>
-                        </a:srgbClr>
-                      </a:outerShdw>
-                    </a:effectLst>
-                  </pic:spPr>
-                </pic:pic>
-              </a:graphicData>
-            </a:graphic>
-          </wp:anchor>
-        </w:drawing>
-      </w:r>
-      <w:r>
-        <w:br w:type="page"/>
-      </w:r>
-    </w:p>
-    <w:p>
-      <w:pPr>
-        <w:ind w:left="0" w:firstLine="0"/>
-      </w:pPr>
-    </w:p>
     <w:sdt>
       <w:sdtPr>
         <w:rPr>
@@ -2415,11 +2034,7 @@
         </w:p>
       </w:sdtContent>
     </w:sdt>
-    <w:p>
-      <w:pPr>
-        <w:ind w:left="0" w:firstLine="0"/>
-      </w:pPr>
-    </w:p>
+    <w:p/>
     <w:p>
       <w:r>
         <w:br w:type="page"/>
@@ -2458,161 +2073,9 @@
       <w:bookmarkEnd w:id="0"/>
     </w:p>
     <w:p>
-      <w:pPr>
-        <w:pStyle w:val="PSI-Comentario"/>
-      </w:pPr>
       <w:r>
-        <w:t xml:space="preserve">[La introducción debe proporcionar una visión general del documento Modelo de </w:t>
+        <w:t>El modelo de datos describe los datos que se digitalizaran, su estructura, sus características y sus restricciones</w:t>
       </w:r>
-      <w:r>
-        <w:t>Datos</w:t>
-      </w:r>
-      <w:r>
-        <w:t>.]</w:t>
-      </w:r>
-    </w:p>
-    <w:p>
-      <w:pPr>
-        <w:pStyle w:val="PSI-Comentario"/>
-      </w:pPr>
-    </w:p>
-    <w:p>
-      <w:pPr>
-        <w:pStyle w:val="PSI-Ttulo2"/>
-      </w:pPr>
-      <w:bookmarkStart w:id="1" w:name="_Toc257618991"/>
-      <w:r>
-        <w:t>Propósito</w:t>
-      </w:r>
-      <w:bookmarkEnd w:id="1"/>
-    </w:p>
-    <w:p>
-      <w:pPr>
-        <w:pStyle w:val="PSI-Comentario"/>
-      </w:pPr>
-      <w:r>
-        <w:t>[Esta sección debe indicar el propósito del documento Modelo de Diseño y la audiencia esperada para este documento.]</w:t>
-      </w:r>
-    </w:p>
-    <w:p>
-      <w:pPr>
-        <w:pStyle w:val="PSI-Comentario"/>
-      </w:pPr>
-      <w:r>
-        <w:t xml:space="preserve">El modelo de datos tiene las siguientes metas: </w:t>
-      </w:r>
-    </w:p>
-    <w:p>
-      <w:pPr>
-        <w:pStyle w:val="PSI-ComentarioVieta"/>
-      </w:pPr>
-      <w:r>
-        <w:t>Registrar los requerimientos de datos de un proceso de negocio.</w:t>
-      </w:r>
-    </w:p>
-    <w:p>
-      <w:pPr>
-        <w:pStyle w:val="PSI-ComentarioVieta"/>
-      </w:pPr>
-      <w:r>
-        <w:t>Dicho proceso puede ser demasiado complejo.</w:t>
-      </w:r>
-    </w:p>
-    <w:p>
-      <w:pPr>
-        <w:pStyle w:val="PSI-ComentarioVieta"/>
-      </w:pPr>
-      <w:r>
-        <w:t xml:space="preserve">Permite observar: </w:t>
-      </w:r>
-    </w:p>
-    <w:p>
-      <w:pPr>
-        <w:pStyle w:val="PSI-ComentarioVieta"/>
-      </w:pPr>
-      <w:r>
-        <w:t>Patrones de datos</w:t>
-      </w:r>
-    </w:p>
-    <w:p>
-      <w:pPr>
-        <w:pStyle w:val="PSI-ComentarioVieta"/>
-      </w:pPr>
-      <w:r>
-        <w:t>Usos potenciales de los datos</w:t>
-      </w:r>
-    </w:p>
-    <w:p>
-      <w:pPr>
-        <w:pStyle w:val="PSI-ComentarioVieta"/>
-        <w:numPr>
-          <w:ilvl w:val="0"/>
-          <w:numId w:val="0"/>
-        </w:numPr>
-        <w:ind w:left="1072"/>
-      </w:pPr>
-    </w:p>
-    <w:p>
-      <w:pPr>
-        <w:pStyle w:val="PSI-Ttulo2"/>
-      </w:pPr>
-      <w:bookmarkStart w:id="2" w:name="_Toc257618992"/>
-      <w:r>
-        <w:t>Alcance</w:t>
-      </w:r>
-      <w:bookmarkEnd w:id="2"/>
-    </w:p>
-    <w:p>
-      <w:pPr>
-        <w:pStyle w:val="PSI-Comentario"/>
-      </w:pPr>
-      <w:r>
-        <w:t>[</w:t>
-      </w:r>
-      <w:r>
-        <w:t xml:space="preserve">Colocar </w:t>
-      </w:r>
-      <w:r>
-        <w:t>una breve descripción de a que se aplica el documento Modelo de Diseño, que es afectado o influenciado por este documento.]</w:t>
-      </w:r>
-    </w:p>
-    <w:p>
-      <w:pPr>
-        <w:pStyle w:val="PSI-Comentario"/>
-      </w:pPr>
-    </w:p>
-    <w:p>
-      <w:pPr>
-        <w:pStyle w:val="PSI-Ttulo1"/>
-      </w:pPr>
-      <w:bookmarkStart w:id="3" w:name="_Toc257618993"/>
-      <w:r>
-        <w:t>Referencias</w:t>
-      </w:r>
-      <w:bookmarkEnd w:id="3"/>
-    </w:p>
-    <w:p>
-      <w:pPr>
-        <w:pStyle w:val="PSI-Comentario"/>
-      </w:pPr>
-      <w:r>
-        <w:t xml:space="preserve">[Esta sección debe proporcionar una lista completa de todos los documentos a los que se hace referencia en el documento Modelo de </w:t>
-      </w:r>
-      <w:r>
-        <w:t>Datos</w:t>
-      </w:r>
-      <w:r>
-        <w:t>. Cada documento debe identificarse por el título, número del informe (si se aplica), fecha, y organización que lo publica. Especifique las fuentes de las que pueden obtenerse las referencias. Esta información puede proporcionarse por la referencia a un apéndice o a otro documento.]</w:t>
-      </w:r>
-    </w:p>
-    <w:p>
-      <w:pPr>
-        <w:rPr>
-          <w:i/>
-          <w:color w:val="548DD4"/>
-          <w:lang w:val="es-AR"/>
-        </w:rPr>
-      </w:pPr>
       <w:r>
         <w:br w:type="page"/>
       </w:r>
@@ -2621,1715 +2084,71 @@
       <w:pPr>
         <w:pStyle w:val="PSI-Ttulo1"/>
       </w:pPr>
-      <w:bookmarkStart w:id="4" w:name="_Toc257618994"/>
+      <w:bookmarkStart w:id="1" w:name="_Toc257618994"/>
       <w:r>
         <w:lastRenderedPageBreak/>
         <w:t>Diseño de Datos</w:t>
       </w:r>
-      <w:bookmarkEnd w:id="4"/>
+      <w:bookmarkEnd w:id="1"/>
     </w:p>
     <w:p>
-      <w:pPr>
-        <w:pStyle w:val="PSI-Comentario"/>
-      </w:pPr>
       <w:r>
-        <w:t>[En esta sección se define la estructura de datos que utilizará el sistema, a partir de los requisitos funcionales y no funcionales establecidos para el sistema y las particularidades del entorno tecnológico, que consiga una mayor eficiencia en el tratamiento de los datos.]</w:t>
+        <w:t xml:space="preserve">Para el diseño de los datos se utilizará el MERE en primera instancia para realizar el diseño conceptual. Luego, se transformará a un sistema de grafos relacionales para representar </w:t>
       </w:r>
       <w:r>
-        <w:br/>
+        <w:t>unas las relaciones</w:t>
+      </w:r>
+      <w:r>
+        <w:t xml:space="preserve"> entre </w:t>
+      </w:r>
+      <w:r>
+        <w:t>las distintas entidades</w:t>
+      </w:r>
+      <w:r>
+        <w:t xml:space="preserve">. Luego, se elegirá un SGBD y se bajará el </w:t>
+      </w:r>
+      <w:r>
+        <w:t>nivel de</w:t>
+      </w:r>
+      <w:r>
+        <w:t xml:space="preserve"> abstracción</w:t>
       </w:r>
     </w:p>
     <w:p>
       <w:pPr>
-        <w:pStyle w:val="PSI-Ttulo2"/>
-      </w:pPr>
-      <w:bookmarkStart w:id="5" w:name="_Toc257618995"/>
-      <w:r>
-        <w:t>Modelo de Datos General</w:t>
-      </w:r>
-      <w:bookmarkEnd w:id="5"/>
-    </w:p>
-    <w:p>
-      <w:pPr>
-        <w:pStyle w:val="PSI-Comentario"/>
-      </w:pPr>
-      <w:r>
-        <w:t>[En esta sección se realiza el diseño de datos que no pertenecen al Núcleo pero que son relevantes para la arquitectura del sistema.</w:t>
-      </w:r>
-    </w:p>
-    <w:p>
-      <w:pPr>
-        <w:pStyle w:val="PSI-Comentario"/>
-      </w:pPr>
-      <w:r>
-        <w:t>Se identifican las principales entidades de datos y los datos por los que están compuestas a partir de la especificación de requerimientos.</w:t>
-      </w:r>
-    </w:p>
-    <w:p>
-      <w:pPr>
-        <w:pStyle w:val="PSI-Comentario"/>
-      </w:pPr>
-      <w:r>
-        <w:t xml:space="preserve">Además se describen las dependencias entre dichas entidades mediante diagramas de </w:t>
-      </w:r>
-      <w:r>
-        <w:t>dependencias</w:t>
-      </w:r>
-      <w:r>
-        <w:t>.]</w:t>
-      </w:r>
-    </w:p>
-    <w:p>
-      <w:pPr>
-        <w:pStyle w:val="PSI-Comentario"/>
-      </w:pPr>
-    </w:p>
-    <w:p>
-      <w:pPr>
         <w:pStyle w:val="Ttulo2"/>
       </w:pPr>
-      <w:bookmarkStart w:id="6" w:name="_Toc257618996"/>
+      <w:bookmarkStart w:id="2" w:name="_Toc257618996"/>
       <w:r>
         <w:t>Modelo Entidad-Relación</w:t>
       </w:r>
-      <w:bookmarkEnd w:id="6"/>
+      <w:bookmarkEnd w:id="2"/>
       <w:r>
         <w:t xml:space="preserve"> </w:t>
       </w:r>
     </w:p>
     <w:p>
       <w:pPr>
-        <w:pStyle w:val="Ttulo3"/>
-      </w:pPr>
-      <w:bookmarkStart w:id="7" w:name="_Toc257618997"/>
+        <w:pStyle w:val="PSI-Ttulo2"/>
+      </w:pPr>
+      <w:bookmarkStart w:id="3" w:name="_Toc257618998"/>
       <w:r>
-        <w:t>Definición</w:t>
-      </w:r>
-      <w:bookmarkEnd w:id="7"/>
-    </w:p>
-    <w:p>
-      <w:pPr>
-        <w:pStyle w:val="PSI-Comentario"/>
-      </w:pPr>
-      <w:r>
-        <w:t>[</w:t>
-      </w:r>
-      <w:r>
-        <w:t>Generalmente todo modelo tiene una representación gráfica, para el caso de datos el modelo más popular es el modelo entidad-relación o digrama E/R.</w:t>
-      </w:r>
-    </w:p>
-    <w:p>
-      <w:pPr>
-        <w:pStyle w:val="PSI-Comentario"/>
-      </w:pPr>
-      <w:r>
-        <w:t>Se denomina así debido a que precisamente permite representar relaciones entre entidades (objetivo del modelado de datos)</w:t>
-      </w:r>
-      <w:r>
-        <w:t>]</w:t>
-      </w:r>
-    </w:p>
-    <w:p>
-      <w:pPr>
-        <w:pStyle w:val="PSI-Comentario"/>
-      </w:pPr>
-      <w:r>
-        <w:t>El modelo debe estar compuesto por:</w:t>
-      </w:r>
-    </w:p>
-    <w:p>
-      <w:pPr>
-        <w:pStyle w:val="PSI-ComentarioVieta"/>
-      </w:pPr>
-      <w:r>
-        <w:t>Entidades</w:t>
-      </w:r>
-    </w:p>
-    <w:p>
-      <w:pPr>
-        <w:pStyle w:val="PSI-ComentarioVieta"/>
-      </w:pPr>
-      <w:r>
-        <w:t>Atributos</w:t>
-      </w:r>
-    </w:p>
-    <w:p>
-      <w:pPr>
-        <w:pStyle w:val="PSI-ComentarioVieta"/>
-      </w:pPr>
-      <w:r>
-        <w:t>Relaciones</w:t>
-      </w:r>
-    </w:p>
-    <w:p>
-      <w:pPr>
-        <w:pStyle w:val="PSI-ComentarioVieta"/>
-      </w:pPr>
-      <w:r>
-        <w:t>Cardinalidad</w:t>
-      </w:r>
-    </w:p>
-    <w:p>
-      <w:pPr>
-        <w:pStyle w:val="PSI-ComentarioVieta"/>
-      </w:pPr>
-      <w:r>
-        <w:t>Llaves</w:t>
-      </w:r>
-    </w:p>
-    <w:p>
-      <w:pPr>
-        <w:pStyle w:val="PSI-Comentario"/>
-      </w:pPr>
-    </w:p>
-    <w:p>
-      <w:pPr>
-        <w:pStyle w:val="PSI-Comentario"/>
-      </w:pPr>
-    </w:p>
-    <w:p>
-      <w:pPr>
-        <w:pStyle w:val="PSI-Comentario"/>
-      </w:pPr>
-    </w:p>
-    <w:p>
-      <w:pPr>
-        <w:pStyle w:val="PSI-Comentario"/>
-      </w:pPr>
-    </w:p>
-    <w:p>
-      <w:pPr>
-        <w:pStyle w:val="PSI-Ttulo2"/>
-      </w:pPr>
-      <w:bookmarkStart w:id="8" w:name="_Toc257618998"/>
-      <w:r>
-        <w:lastRenderedPageBreak/>
         <w:t xml:space="preserve">Descripción de Entidades </w:t>
       </w:r>
       <w:r>
         <w:t>y Atributos</w:t>
       </w:r>
-      <w:bookmarkEnd w:id="8"/>
+      <w:bookmarkEnd w:id="3"/>
     </w:p>
     <w:p>
-      <w:pPr>
-        <w:pStyle w:val="PSI-Comentario"/>
-      </w:pPr>
       <w:r>
-        <w:t xml:space="preserve">[En esta sección se </w:t>
+        <w:t xml:space="preserve">Se identificaron las </w:t>
       </w:r>
       <w:r>
-        <w:t>describen todas las entidades encontradas en el proceso de análisis</w:t>
+        <w:t>siguientes</w:t>
       </w:r>
       <w:r>
-        <w:t xml:space="preserve"> para cada entidad se </w:t>
-      </w:r>
-      <w:r>
-        <w:t>pueden</w:t>
-      </w:r>
-      <w:r>
-        <w:t xml:space="preserve"> listar sus atributos</w:t>
-      </w:r>
-      <w:r>
-        <w:t>.]</w:t>
-      </w:r>
-    </w:p>
-    <w:p>
-      <w:pPr>
-        <w:pStyle w:val="PSI-ComentarioVieta"/>
-      </w:pPr>
-      <w:r>
-        <w:t>Entidades: todo lo que existe y es capaz de ser descrito (sustantivo).</w:t>
-      </w:r>
-    </w:p>
-    <w:p>
-      <w:pPr>
-        <w:pStyle w:val="PSI-ComentarioVieta"/>
-      </w:pPr>
-      <w:r>
-        <w:t xml:space="preserve">Atributos: es una característica (adjetivo) de una entidad que puede hacer 1 de tres cosas: </w:t>
-      </w:r>
-    </w:p>
-    <w:p>
-      <w:pPr>
-        <w:pStyle w:val="PSI-ComentarioVieta"/>
-      </w:pPr>
-      <w:r>
-        <w:t>Identificar</w:t>
-      </w:r>
-    </w:p>
-    <w:p>
-      <w:pPr>
-        <w:pStyle w:val="PSI-ComentarioVieta"/>
-      </w:pPr>
-      <w:r>
-        <w:t>Relacionar</w:t>
-      </w:r>
-    </w:p>
-    <w:p>
-      <w:pPr>
-        <w:pStyle w:val="PSI-ComentarioVieta"/>
-      </w:pPr>
-      <w:r>
-        <w:t>Describir</w:t>
-      </w:r>
-    </w:p>
-    <w:p>
-      <w:pPr>
-        <w:pStyle w:val="PSI-ComentarioVieta"/>
-      </w:pPr>
-    </w:p>
-    <w:p>
-      <w:pPr>
-        <w:pStyle w:val="PSI-ComentarioVieta"/>
-        <w:numPr>
-          <w:ilvl w:val="0"/>
-          <w:numId w:val="0"/>
-        </w:numPr>
-        <w:ind w:left="1072"/>
-      </w:pPr>
-    </w:p>
-    <w:tbl>
-      <w:tblPr>
-        <w:tblStyle w:val="Tablaconcuadrcula"/>
-        <w:tblW w:w="6716" w:type="dxa"/>
-        <w:jc w:val="center"/>
-        <w:tblLook w:val="04A0" w:firstRow="1" w:lastRow="0" w:firstColumn="1" w:lastColumn="0" w:noHBand="0" w:noVBand="1"/>
-      </w:tblPr>
-      <w:tblGrid>
-        <w:gridCol w:w="1505"/>
-        <w:gridCol w:w="981"/>
-        <w:gridCol w:w="907"/>
-        <w:gridCol w:w="1121"/>
-        <w:gridCol w:w="742"/>
-        <w:gridCol w:w="797"/>
-        <w:gridCol w:w="663"/>
-      </w:tblGrid>
-      <w:tr>
-        <w:trPr>
-          <w:trHeight w:val="284"/>
-          <w:jc w:val="center"/>
-        </w:trPr>
-        <w:tc>
-          <w:tcPr>
-            <w:tcW w:w="1575" w:type="dxa"/>
-            <w:tcBorders>
-              <w:bottom w:val="single" w:sz="4" w:space="0" w:color="auto"/>
-            </w:tcBorders>
-            <w:shd w:val="pct5" w:color="auto" w:fill="auto"/>
-          </w:tcPr>
-          <w:p>
-            <w:r>
-              <w:t>321-12-3123</w:t>
-            </w:r>
-          </w:p>
-        </w:tc>
-        <w:tc>
-          <w:tcPr>
-            <w:tcW w:w="962" w:type="dxa"/>
-            <w:tcBorders>
-              <w:bottom w:val="single" w:sz="4" w:space="0" w:color="auto"/>
-            </w:tcBorders>
-            <w:shd w:val="pct5" w:color="auto" w:fill="auto"/>
-          </w:tcPr>
-          <w:p>
-            <w:r>
-              <w:t>Jones</w:t>
-            </w:r>
-          </w:p>
-        </w:tc>
-        <w:tc>
-          <w:tcPr>
-            <w:tcW w:w="910" w:type="dxa"/>
-            <w:tcBorders>
-              <w:bottom w:val="single" w:sz="4" w:space="0" w:color="auto"/>
-              <w:right w:val="single" w:sz="4" w:space="0" w:color="auto"/>
-            </w:tcBorders>
-            <w:shd w:val="pct5" w:color="auto" w:fill="auto"/>
-          </w:tcPr>
-          <w:p>
-            <w:pPr>
-              <w:ind w:left="-512" w:firstLine="512"/>
-            </w:pPr>
-            <w:r>
-              <w:t>Main</w:t>
-            </w:r>
-          </w:p>
-        </w:tc>
-        <w:tc>
-          <w:tcPr>
-            <w:tcW w:w="1104" w:type="dxa"/>
-            <w:tcBorders>
-              <w:top w:val="single" w:sz="4" w:space="0" w:color="auto"/>
-              <w:left w:val="single" w:sz="4" w:space="0" w:color="auto"/>
-              <w:bottom w:val="single" w:sz="4" w:space="0" w:color="auto"/>
-              <w:right w:val="single" w:sz="4" w:space="0" w:color="auto"/>
-            </w:tcBorders>
-            <w:shd w:val="pct5" w:color="auto" w:fill="auto"/>
-          </w:tcPr>
-          <w:p>
-            <w:r>
-              <w:t>Harrison</w:t>
-            </w:r>
-          </w:p>
-        </w:tc>
-        <w:tc>
-          <w:tcPr>
-            <w:tcW w:w="818" w:type="dxa"/>
-            <w:tcBorders>
-              <w:top w:val="nil"/>
-              <w:left w:val="single" w:sz="4" w:space="0" w:color="auto"/>
-              <w:bottom w:val="nil"/>
-              <w:right w:val="single" w:sz="4" w:space="0" w:color="auto"/>
-            </w:tcBorders>
-          </w:tcPr>
-          <w:p/>
-        </w:tc>
-        <w:tc>
-          <w:tcPr>
-            <w:tcW w:w="697" w:type="dxa"/>
-            <w:tcBorders>
-              <w:top w:val="single" w:sz="4" w:space="0" w:color="auto"/>
-              <w:left w:val="single" w:sz="4" w:space="0" w:color="auto"/>
-              <w:bottom w:val="single" w:sz="4" w:space="0" w:color="auto"/>
-            </w:tcBorders>
-            <w:shd w:val="pct5" w:color="auto" w:fill="auto"/>
-          </w:tcPr>
-          <w:p>
-            <w:r>
-              <w:t>L-17</w:t>
-            </w:r>
-          </w:p>
-        </w:tc>
-        <w:tc>
-          <w:tcPr>
-            <w:tcW w:w="650" w:type="dxa"/>
-            <w:tcBorders>
-              <w:top w:val="single" w:sz="4" w:space="0" w:color="auto"/>
-              <w:bottom w:val="single" w:sz="4" w:space="0" w:color="auto"/>
-              <w:right w:val="single" w:sz="4" w:space="0" w:color="auto"/>
-            </w:tcBorders>
-            <w:shd w:val="pct5" w:color="auto" w:fill="auto"/>
-          </w:tcPr>
-          <w:p>
-            <w:r>
-              <w:t>1000</w:t>
-            </w:r>
-          </w:p>
-        </w:tc>
-      </w:tr>
-      <w:tr>
-        <w:trPr>
-          <w:trHeight w:val="284"/>
-          <w:jc w:val="center"/>
-        </w:trPr>
-        <w:tc>
-          <w:tcPr>
-            <w:tcW w:w="1575" w:type="dxa"/>
-            <w:tcBorders>
-              <w:top w:val="single" w:sz="4" w:space="0" w:color="auto"/>
-              <w:left w:val="nil"/>
-              <w:bottom w:val="single" w:sz="4" w:space="0" w:color="auto"/>
-              <w:right w:val="nil"/>
-            </w:tcBorders>
-          </w:tcPr>
-          <w:p/>
-        </w:tc>
-        <w:tc>
-          <w:tcPr>
-            <w:tcW w:w="962" w:type="dxa"/>
-            <w:tcBorders>
-              <w:top w:val="single" w:sz="4" w:space="0" w:color="auto"/>
-              <w:left w:val="nil"/>
-              <w:bottom w:val="single" w:sz="4" w:space="0" w:color="auto"/>
-              <w:right w:val="nil"/>
-            </w:tcBorders>
-          </w:tcPr>
-          <w:p/>
-        </w:tc>
-        <w:tc>
-          <w:tcPr>
-            <w:tcW w:w="910" w:type="dxa"/>
-            <w:tcBorders>
-              <w:top w:val="single" w:sz="4" w:space="0" w:color="auto"/>
-              <w:left w:val="nil"/>
-              <w:bottom w:val="single" w:sz="4" w:space="0" w:color="auto"/>
-              <w:right w:val="nil"/>
-            </w:tcBorders>
-          </w:tcPr>
-          <w:p>
-            <w:pPr>
-              <w:ind w:left="-512" w:firstLine="512"/>
-            </w:pPr>
-          </w:p>
-        </w:tc>
-        <w:tc>
-          <w:tcPr>
-            <w:tcW w:w="1104" w:type="dxa"/>
-            <w:tcBorders>
-              <w:top w:val="single" w:sz="4" w:space="0" w:color="auto"/>
-              <w:left w:val="nil"/>
-              <w:bottom w:val="single" w:sz="4" w:space="0" w:color="auto"/>
-              <w:right w:val="nil"/>
-            </w:tcBorders>
-          </w:tcPr>
-          <w:p/>
-        </w:tc>
-        <w:tc>
-          <w:tcPr>
-            <w:tcW w:w="818" w:type="dxa"/>
-            <w:tcBorders>
-              <w:top w:val="nil"/>
-              <w:left w:val="nil"/>
-              <w:bottom w:val="nil"/>
-              <w:right w:val="nil"/>
-            </w:tcBorders>
-          </w:tcPr>
-          <w:p/>
-        </w:tc>
-        <w:tc>
-          <w:tcPr>
-            <w:tcW w:w="697" w:type="dxa"/>
-            <w:tcBorders>
-              <w:top w:val="single" w:sz="4" w:space="0" w:color="auto"/>
-              <w:left w:val="nil"/>
-              <w:bottom w:val="single" w:sz="4" w:space="0" w:color="auto"/>
-              <w:right w:val="nil"/>
-            </w:tcBorders>
-          </w:tcPr>
-          <w:p/>
-        </w:tc>
-        <w:tc>
-          <w:tcPr>
-            <w:tcW w:w="650" w:type="dxa"/>
-            <w:tcBorders>
-              <w:top w:val="single" w:sz="4" w:space="0" w:color="auto"/>
-              <w:left w:val="nil"/>
-              <w:bottom w:val="single" w:sz="4" w:space="0" w:color="auto"/>
-              <w:right w:val="nil"/>
-            </w:tcBorders>
-          </w:tcPr>
-          <w:p/>
-        </w:tc>
-      </w:tr>
-      <w:tr>
-        <w:trPr>
-          <w:trHeight w:val="284"/>
-          <w:jc w:val="center"/>
-        </w:trPr>
-        <w:tc>
-          <w:tcPr>
-            <w:tcW w:w="1575" w:type="dxa"/>
-            <w:tcBorders>
-              <w:top w:val="single" w:sz="4" w:space="0" w:color="auto"/>
-              <w:left w:val="single" w:sz="4" w:space="0" w:color="auto"/>
-              <w:bottom w:val="single" w:sz="4" w:space="0" w:color="auto"/>
-            </w:tcBorders>
-            <w:shd w:val="pct5" w:color="auto" w:fill="auto"/>
-          </w:tcPr>
-          <w:p>
-            <w:r>
-              <w:t>019-28-3746</w:t>
-            </w:r>
-          </w:p>
-        </w:tc>
-        <w:tc>
-          <w:tcPr>
-            <w:tcW w:w="962" w:type="dxa"/>
-            <w:tcBorders>
-              <w:top w:val="single" w:sz="4" w:space="0" w:color="auto"/>
-              <w:bottom w:val="single" w:sz="4" w:space="0" w:color="auto"/>
-            </w:tcBorders>
-            <w:shd w:val="pct5" w:color="auto" w:fill="auto"/>
-          </w:tcPr>
-          <w:p>
-            <w:r>
-              <w:t>Smith</w:t>
-            </w:r>
-          </w:p>
-        </w:tc>
-        <w:tc>
-          <w:tcPr>
-            <w:tcW w:w="910" w:type="dxa"/>
-            <w:tcBorders>
-              <w:top w:val="single" w:sz="4" w:space="0" w:color="auto"/>
-              <w:bottom w:val="single" w:sz="4" w:space="0" w:color="auto"/>
-            </w:tcBorders>
-            <w:shd w:val="pct5" w:color="auto" w:fill="auto"/>
-          </w:tcPr>
-          <w:p>
-            <w:pPr>
-              <w:ind w:left="-512" w:firstLine="512"/>
-            </w:pPr>
-            <w:r>
-              <w:t>North</w:t>
-            </w:r>
-          </w:p>
-        </w:tc>
-        <w:tc>
-          <w:tcPr>
-            <w:tcW w:w="1104" w:type="dxa"/>
-            <w:tcBorders>
-              <w:top w:val="single" w:sz="4" w:space="0" w:color="auto"/>
-              <w:bottom w:val="single" w:sz="4" w:space="0" w:color="auto"/>
-              <w:right w:val="single" w:sz="4" w:space="0" w:color="auto"/>
-            </w:tcBorders>
-            <w:shd w:val="pct5" w:color="auto" w:fill="auto"/>
-          </w:tcPr>
-          <w:p>
-            <w:r>
-              <w:t>Rye</w:t>
-            </w:r>
-          </w:p>
-        </w:tc>
-        <w:tc>
-          <w:tcPr>
-            <w:tcW w:w="818" w:type="dxa"/>
-            <w:tcBorders>
-              <w:top w:val="nil"/>
-              <w:left w:val="single" w:sz="4" w:space="0" w:color="auto"/>
-              <w:bottom w:val="nil"/>
-              <w:right w:val="single" w:sz="4" w:space="0" w:color="auto"/>
-            </w:tcBorders>
-          </w:tcPr>
-          <w:p/>
-        </w:tc>
-        <w:tc>
-          <w:tcPr>
-            <w:tcW w:w="697" w:type="dxa"/>
-            <w:tcBorders>
-              <w:top w:val="single" w:sz="4" w:space="0" w:color="auto"/>
-              <w:left w:val="single" w:sz="4" w:space="0" w:color="auto"/>
-              <w:bottom w:val="single" w:sz="4" w:space="0" w:color="auto"/>
-            </w:tcBorders>
-            <w:shd w:val="pct5" w:color="auto" w:fill="auto"/>
-          </w:tcPr>
-          <w:p>
-            <w:r>
-              <w:t>L-23</w:t>
-            </w:r>
-          </w:p>
-        </w:tc>
-        <w:tc>
-          <w:tcPr>
-            <w:tcW w:w="650" w:type="dxa"/>
-            <w:tcBorders>
-              <w:top w:val="single" w:sz="4" w:space="0" w:color="auto"/>
-              <w:bottom w:val="single" w:sz="4" w:space="0" w:color="auto"/>
-              <w:right w:val="single" w:sz="4" w:space="0" w:color="auto"/>
-            </w:tcBorders>
-            <w:shd w:val="pct5" w:color="auto" w:fill="auto"/>
-          </w:tcPr>
-          <w:p>
-            <w:r>
-              <w:t>2000</w:t>
-            </w:r>
-          </w:p>
-        </w:tc>
-      </w:tr>
-      <w:tr>
-        <w:trPr>
-          <w:trHeight w:val="284"/>
-          <w:jc w:val="center"/>
-        </w:trPr>
-        <w:tc>
-          <w:tcPr>
-            <w:tcW w:w="1575" w:type="dxa"/>
-            <w:tcBorders>
-              <w:top w:val="single" w:sz="4" w:space="0" w:color="auto"/>
-              <w:left w:val="nil"/>
-              <w:bottom w:val="single" w:sz="4" w:space="0" w:color="auto"/>
-              <w:right w:val="nil"/>
-            </w:tcBorders>
-          </w:tcPr>
-          <w:p/>
-        </w:tc>
-        <w:tc>
-          <w:tcPr>
-            <w:tcW w:w="962" w:type="dxa"/>
-            <w:tcBorders>
-              <w:top w:val="single" w:sz="4" w:space="0" w:color="auto"/>
-              <w:left w:val="nil"/>
-              <w:bottom w:val="single" w:sz="4" w:space="0" w:color="auto"/>
-              <w:right w:val="nil"/>
-            </w:tcBorders>
-          </w:tcPr>
-          <w:p/>
-        </w:tc>
-        <w:tc>
-          <w:tcPr>
-            <w:tcW w:w="910" w:type="dxa"/>
-            <w:tcBorders>
-              <w:top w:val="single" w:sz="4" w:space="0" w:color="auto"/>
-              <w:left w:val="nil"/>
-              <w:bottom w:val="single" w:sz="4" w:space="0" w:color="auto"/>
-              <w:right w:val="nil"/>
-            </w:tcBorders>
-          </w:tcPr>
-          <w:p>
-            <w:pPr>
-              <w:ind w:left="-512" w:firstLine="512"/>
-            </w:pPr>
-          </w:p>
-        </w:tc>
-        <w:tc>
-          <w:tcPr>
-            <w:tcW w:w="1104" w:type="dxa"/>
-            <w:tcBorders>
-              <w:top w:val="single" w:sz="4" w:space="0" w:color="auto"/>
-              <w:left w:val="nil"/>
-              <w:bottom w:val="single" w:sz="4" w:space="0" w:color="auto"/>
-              <w:right w:val="nil"/>
-            </w:tcBorders>
-          </w:tcPr>
-          <w:p/>
-        </w:tc>
-        <w:tc>
-          <w:tcPr>
-            <w:tcW w:w="818" w:type="dxa"/>
-            <w:tcBorders>
-              <w:top w:val="nil"/>
-              <w:left w:val="nil"/>
-              <w:bottom w:val="nil"/>
-              <w:right w:val="nil"/>
-            </w:tcBorders>
-          </w:tcPr>
-          <w:p/>
-        </w:tc>
-        <w:tc>
-          <w:tcPr>
-            <w:tcW w:w="697" w:type="dxa"/>
-            <w:tcBorders>
-              <w:top w:val="single" w:sz="4" w:space="0" w:color="auto"/>
-              <w:left w:val="nil"/>
-              <w:bottom w:val="single" w:sz="4" w:space="0" w:color="auto"/>
-              <w:right w:val="nil"/>
-            </w:tcBorders>
-          </w:tcPr>
-          <w:p/>
-        </w:tc>
-        <w:tc>
-          <w:tcPr>
-            <w:tcW w:w="650" w:type="dxa"/>
-            <w:tcBorders>
-              <w:top w:val="single" w:sz="4" w:space="0" w:color="auto"/>
-              <w:left w:val="nil"/>
-              <w:bottom w:val="single" w:sz="4" w:space="0" w:color="auto"/>
-              <w:right w:val="nil"/>
-            </w:tcBorders>
-          </w:tcPr>
-          <w:p/>
-        </w:tc>
-      </w:tr>
-      <w:tr>
-        <w:trPr>
-          <w:trHeight w:val="284"/>
-          <w:jc w:val="center"/>
-        </w:trPr>
-        <w:tc>
-          <w:tcPr>
-            <w:tcW w:w="1575" w:type="dxa"/>
-            <w:tcBorders>
-              <w:top w:val="single" w:sz="4" w:space="0" w:color="auto"/>
-              <w:left w:val="single" w:sz="4" w:space="0" w:color="auto"/>
-              <w:bottom w:val="single" w:sz="4" w:space="0" w:color="auto"/>
-            </w:tcBorders>
-            <w:shd w:val="pct5" w:color="auto" w:fill="auto"/>
-          </w:tcPr>
-          <w:p>
-            <w:r>
-              <w:t>677-89-9011</w:t>
-            </w:r>
-          </w:p>
-        </w:tc>
-        <w:tc>
-          <w:tcPr>
-            <w:tcW w:w="962" w:type="dxa"/>
-            <w:tcBorders>
-              <w:top w:val="single" w:sz="4" w:space="0" w:color="auto"/>
-              <w:bottom w:val="single" w:sz="4" w:space="0" w:color="auto"/>
-            </w:tcBorders>
-            <w:shd w:val="pct5" w:color="auto" w:fill="auto"/>
-          </w:tcPr>
-          <w:p>
-            <w:r>
-              <w:t>Hayes</w:t>
-            </w:r>
-          </w:p>
-        </w:tc>
-        <w:tc>
-          <w:tcPr>
-            <w:tcW w:w="910" w:type="dxa"/>
-            <w:tcBorders>
-              <w:top w:val="single" w:sz="4" w:space="0" w:color="auto"/>
-              <w:bottom w:val="single" w:sz="4" w:space="0" w:color="auto"/>
-            </w:tcBorders>
-            <w:shd w:val="pct5" w:color="auto" w:fill="auto"/>
-          </w:tcPr>
-          <w:p>
-            <w:pPr>
-              <w:ind w:left="-512" w:firstLine="512"/>
-            </w:pPr>
-            <w:r>
-              <w:t>Main</w:t>
-            </w:r>
-          </w:p>
-        </w:tc>
-        <w:tc>
-          <w:tcPr>
-            <w:tcW w:w="1104" w:type="dxa"/>
-            <w:tcBorders>
-              <w:top w:val="single" w:sz="4" w:space="0" w:color="auto"/>
-              <w:bottom w:val="single" w:sz="4" w:space="0" w:color="auto"/>
-              <w:right w:val="single" w:sz="4" w:space="0" w:color="auto"/>
-            </w:tcBorders>
-            <w:shd w:val="pct5" w:color="auto" w:fill="auto"/>
-          </w:tcPr>
-          <w:p>
-            <w:r>
-              <w:t>Hariison</w:t>
-            </w:r>
-          </w:p>
-        </w:tc>
-        <w:tc>
-          <w:tcPr>
-            <w:tcW w:w="818" w:type="dxa"/>
-            <w:tcBorders>
-              <w:top w:val="nil"/>
-              <w:left w:val="single" w:sz="4" w:space="0" w:color="auto"/>
-              <w:bottom w:val="nil"/>
-              <w:right w:val="single" w:sz="4" w:space="0" w:color="auto"/>
-            </w:tcBorders>
-          </w:tcPr>
-          <w:p/>
-        </w:tc>
-        <w:tc>
-          <w:tcPr>
-            <w:tcW w:w="697" w:type="dxa"/>
-            <w:tcBorders>
-              <w:top w:val="single" w:sz="4" w:space="0" w:color="auto"/>
-              <w:left w:val="single" w:sz="4" w:space="0" w:color="auto"/>
-              <w:bottom w:val="single" w:sz="4" w:space="0" w:color="auto"/>
-            </w:tcBorders>
-            <w:shd w:val="pct5" w:color="auto" w:fill="auto"/>
-          </w:tcPr>
-          <w:p>
-            <w:r>
-              <w:t>L-15</w:t>
-            </w:r>
-          </w:p>
-        </w:tc>
-        <w:tc>
-          <w:tcPr>
-            <w:tcW w:w="650" w:type="dxa"/>
-            <w:tcBorders>
-              <w:top w:val="single" w:sz="4" w:space="0" w:color="auto"/>
-              <w:bottom w:val="single" w:sz="4" w:space="0" w:color="auto"/>
-              <w:right w:val="single" w:sz="4" w:space="0" w:color="auto"/>
-            </w:tcBorders>
-            <w:shd w:val="pct5" w:color="auto" w:fill="auto"/>
-          </w:tcPr>
-          <w:p>
-            <w:r>
-              <w:t>1500</w:t>
-            </w:r>
-          </w:p>
-        </w:tc>
-      </w:tr>
-      <w:tr>
-        <w:trPr>
-          <w:trHeight w:val="284"/>
-          <w:jc w:val="center"/>
-        </w:trPr>
-        <w:tc>
-          <w:tcPr>
-            <w:tcW w:w="1575" w:type="dxa"/>
-            <w:tcBorders>
-              <w:top w:val="single" w:sz="4" w:space="0" w:color="auto"/>
-              <w:left w:val="nil"/>
-              <w:bottom w:val="single" w:sz="4" w:space="0" w:color="auto"/>
-              <w:right w:val="nil"/>
-            </w:tcBorders>
-          </w:tcPr>
-          <w:p/>
-        </w:tc>
-        <w:tc>
-          <w:tcPr>
-            <w:tcW w:w="962" w:type="dxa"/>
-            <w:tcBorders>
-              <w:top w:val="single" w:sz="4" w:space="0" w:color="auto"/>
-              <w:left w:val="nil"/>
-              <w:bottom w:val="single" w:sz="4" w:space="0" w:color="auto"/>
-              <w:right w:val="nil"/>
-            </w:tcBorders>
-          </w:tcPr>
-          <w:p/>
-        </w:tc>
-        <w:tc>
-          <w:tcPr>
-            <w:tcW w:w="910" w:type="dxa"/>
-            <w:tcBorders>
-              <w:top w:val="single" w:sz="4" w:space="0" w:color="auto"/>
-              <w:left w:val="nil"/>
-              <w:bottom w:val="single" w:sz="4" w:space="0" w:color="auto"/>
-              <w:right w:val="nil"/>
-            </w:tcBorders>
-          </w:tcPr>
-          <w:p>
-            <w:pPr>
-              <w:ind w:left="-512" w:firstLine="512"/>
-            </w:pPr>
-          </w:p>
-        </w:tc>
-        <w:tc>
-          <w:tcPr>
-            <w:tcW w:w="1104" w:type="dxa"/>
-            <w:tcBorders>
-              <w:top w:val="single" w:sz="4" w:space="0" w:color="auto"/>
-              <w:left w:val="nil"/>
-              <w:bottom w:val="single" w:sz="4" w:space="0" w:color="auto"/>
-              <w:right w:val="nil"/>
-            </w:tcBorders>
-          </w:tcPr>
-          <w:p/>
-        </w:tc>
-        <w:tc>
-          <w:tcPr>
-            <w:tcW w:w="818" w:type="dxa"/>
-            <w:tcBorders>
-              <w:top w:val="nil"/>
-              <w:left w:val="nil"/>
-              <w:bottom w:val="nil"/>
-              <w:right w:val="nil"/>
-            </w:tcBorders>
-          </w:tcPr>
-          <w:p/>
-        </w:tc>
-        <w:tc>
-          <w:tcPr>
-            <w:tcW w:w="697" w:type="dxa"/>
-            <w:tcBorders>
-              <w:top w:val="single" w:sz="4" w:space="0" w:color="auto"/>
-              <w:left w:val="nil"/>
-              <w:bottom w:val="single" w:sz="4" w:space="0" w:color="auto"/>
-              <w:right w:val="nil"/>
-            </w:tcBorders>
-          </w:tcPr>
-          <w:p/>
-        </w:tc>
-        <w:tc>
-          <w:tcPr>
-            <w:tcW w:w="650" w:type="dxa"/>
-            <w:tcBorders>
-              <w:top w:val="single" w:sz="4" w:space="0" w:color="auto"/>
-              <w:left w:val="nil"/>
-              <w:bottom w:val="single" w:sz="4" w:space="0" w:color="auto"/>
-              <w:right w:val="nil"/>
-            </w:tcBorders>
-          </w:tcPr>
-          <w:p/>
-        </w:tc>
-      </w:tr>
-      <w:tr>
-        <w:trPr>
-          <w:trHeight w:val="284"/>
-          <w:jc w:val="center"/>
-        </w:trPr>
-        <w:tc>
-          <w:tcPr>
-            <w:tcW w:w="1575" w:type="dxa"/>
-            <w:tcBorders>
-              <w:top w:val="single" w:sz="4" w:space="0" w:color="auto"/>
-              <w:left w:val="single" w:sz="4" w:space="0" w:color="auto"/>
-              <w:bottom w:val="single" w:sz="4" w:space="0" w:color="auto"/>
-            </w:tcBorders>
-            <w:shd w:val="pct5" w:color="auto" w:fill="auto"/>
-          </w:tcPr>
-          <w:p>
-            <w:r>
-              <w:t>555-55-5555</w:t>
-            </w:r>
-          </w:p>
-        </w:tc>
-        <w:tc>
-          <w:tcPr>
-            <w:tcW w:w="962" w:type="dxa"/>
-            <w:tcBorders>
-              <w:top w:val="single" w:sz="4" w:space="0" w:color="auto"/>
-              <w:bottom w:val="single" w:sz="4" w:space="0" w:color="auto"/>
-            </w:tcBorders>
-            <w:shd w:val="pct5" w:color="auto" w:fill="auto"/>
-          </w:tcPr>
-          <w:p>
-            <w:r>
-              <w:t>Jackson</w:t>
-            </w:r>
-          </w:p>
-        </w:tc>
-        <w:tc>
-          <w:tcPr>
-            <w:tcW w:w="910" w:type="dxa"/>
-            <w:tcBorders>
-              <w:top w:val="single" w:sz="4" w:space="0" w:color="auto"/>
-              <w:bottom w:val="single" w:sz="4" w:space="0" w:color="auto"/>
-            </w:tcBorders>
-            <w:shd w:val="pct5" w:color="auto" w:fill="auto"/>
-          </w:tcPr>
-          <w:p>
-            <w:pPr>
-              <w:ind w:left="-512" w:firstLine="512"/>
-            </w:pPr>
-            <w:r>
-              <w:t>Dupont</w:t>
-            </w:r>
-          </w:p>
-        </w:tc>
-        <w:tc>
-          <w:tcPr>
-            <w:tcW w:w="1104" w:type="dxa"/>
-            <w:tcBorders>
-              <w:top w:val="single" w:sz="4" w:space="0" w:color="auto"/>
-              <w:bottom w:val="single" w:sz="4" w:space="0" w:color="auto"/>
-              <w:right w:val="single" w:sz="4" w:space="0" w:color="auto"/>
-            </w:tcBorders>
-            <w:shd w:val="pct5" w:color="auto" w:fill="auto"/>
-          </w:tcPr>
-          <w:p>
-            <w:r>
-              <w:t>Woodside</w:t>
-            </w:r>
-          </w:p>
-        </w:tc>
-        <w:tc>
-          <w:tcPr>
-            <w:tcW w:w="818" w:type="dxa"/>
-            <w:tcBorders>
-              <w:top w:val="nil"/>
-              <w:left w:val="single" w:sz="4" w:space="0" w:color="auto"/>
-              <w:bottom w:val="nil"/>
-              <w:right w:val="single" w:sz="4" w:space="0" w:color="auto"/>
-            </w:tcBorders>
-          </w:tcPr>
-          <w:p/>
-        </w:tc>
-        <w:tc>
-          <w:tcPr>
-            <w:tcW w:w="697" w:type="dxa"/>
-            <w:tcBorders>
-              <w:top w:val="single" w:sz="4" w:space="0" w:color="auto"/>
-              <w:left w:val="single" w:sz="4" w:space="0" w:color="auto"/>
-              <w:bottom w:val="single" w:sz="4" w:space="0" w:color="auto"/>
-            </w:tcBorders>
-            <w:shd w:val="pct5" w:color="auto" w:fill="auto"/>
-          </w:tcPr>
-          <w:p>
-            <w:r>
-              <w:t>L-14</w:t>
-            </w:r>
-          </w:p>
-        </w:tc>
-        <w:tc>
-          <w:tcPr>
-            <w:tcW w:w="650" w:type="dxa"/>
-            <w:tcBorders>
-              <w:top w:val="single" w:sz="4" w:space="0" w:color="auto"/>
-              <w:bottom w:val="single" w:sz="4" w:space="0" w:color="auto"/>
-              <w:right w:val="single" w:sz="4" w:space="0" w:color="auto"/>
-            </w:tcBorders>
-            <w:shd w:val="pct5" w:color="auto" w:fill="auto"/>
-          </w:tcPr>
-          <w:p>
-            <w:r>
-              <w:t>1500</w:t>
-            </w:r>
-          </w:p>
-        </w:tc>
-      </w:tr>
-      <w:tr>
-        <w:trPr>
-          <w:trHeight w:val="284"/>
-          <w:jc w:val="center"/>
-        </w:trPr>
-        <w:tc>
-          <w:tcPr>
-            <w:tcW w:w="1575" w:type="dxa"/>
-            <w:tcBorders>
-              <w:top w:val="single" w:sz="4" w:space="0" w:color="auto"/>
-              <w:left w:val="nil"/>
-              <w:bottom w:val="single" w:sz="4" w:space="0" w:color="auto"/>
-              <w:right w:val="nil"/>
-            </w:tcBorders>
-          </w:tcPr>
-          <w:p/>
-        </w:tc>
-        <w:tc>
-          <w:tcPr>
-            <w:tcW w:w="962" w:type="dxa"/>
-            <w:tcBorders>
-              <w:top w:val="single" w:sz="4" w:space="0" w:color="auto"/>
-              <w:left w:val="nil"/>
-              <w:bottom w:val="single" w:sz="4" w:space="0" w:color="auto"/>
-              <w:right w:val="nil"/>
-            </w:tcBorders>
-          </w:tcPr>
-          <w:p/>
-        </w:tc>
-        <w:tc>
-          <w:tcPr>
-            <w:tcW w:w="910" w:type="dxa"/>
-            <w:tcBorders>
-              <w:top w:val="single" w:sz="4" w:space="0" w:color="auto"/>
-              <w:left w:val="nil"/>
-              <w:bottom w:val="single" w:sz="4" w:space="0" w:color="auto"/>
-              <w:right w:val="nil"/>
-            </w:tcBorders>
-          </w:tcPr>
-          <w:p>
-            <w:pPr>
-              <w:ind w:left="-512" w:firstLine="512"/>
-            </w:pPr>
-          </w:p>
-        </w:tc>
-        <w:tc>
-          <w:tcPr>
-            <w:tcW w:w="1104" w:type="dxa"/>
-            <w:tcBorders>
-              <w:top w:val="single" w:sz="4" w:space="0" w:color="auto"/>
-              <w:left w:val="nil"/>
-              <w:bottom w:val="single" w:sz="4" w:space="0" w:color="auto"/>
-              <w:right w:val="nil"/>
-            </w:tcBorders>
-          </w:tcPr>
-          <w:p/>
-        </w:tc>
-        <w:tc>
-          <w:tcPr>
-            <w:tcW w:w="818" w:type="dxa"/>
-            <w:tcBorders>
-              <w:top w:val="nil"/>
-              <w:left w:val="nil"/>
-              <w:bottom w:val="nil"/>
-              <w:right w:val="nil"/>
-            </w:tcBorders>
-          </w:tcPr>
-          <w:p/>
-        </w:tc>
-        <w:tc>
-          <w:tcPr>
-            <w:tcW w:w="697" w:type="dxa"/>
-            <w:tcBorders>
-              <w:top w:val="single" w:sz="4" w:space="0" w:color="auto"/>
-              <w:left w:val="nil"/>
-              <w:bottom w:val="single" w:sz="4" w:space="0" w:color="auto"/>
-              <w:right w:val="nil"/>
-            </w:tcBorders>
-          </w:tcPr>
-          <w:p/>
-        </w:tc>
-        <w:tc>
-          <w:tcPr>
-            <w:tcW w:w="650" w:type="dxa"/>
-            <w:tcBorders>
-              <w:top w:val="single" w:sz="4" w:space="0" w:color="auto"/>
-              <w:left w:val="nil"/>
-              <w:bottom w:val="single" w:sz="4" w:space="0" w:color="auto"/>
-              <w:right w:val="nil"/>
-            </w:tcBorders>
-          </w:tcPr>
-          <w:p/>
-        </w:tc>
-      </w:tr>
-      <w:tr>
-        <w:trPr>
-          <w:trHeight w:val="284"/>
-          <w:jc w:val="center"/>
-        </w:trPr>
-        <w:tc>
-          <w:tcPr>
-            <w:tcW w:w="1575" w:type="dxa"/>
-            <w:tcBorders>
-              <w:top w:val="single" w:sz="4" w:space="0" w:color="auto"/>
-              <w:left w:val="single" w:sz="4" w:space="0" w:color="auto"/>
-              <w:bottom w:val="single" w:sz="4" w:space="0" w:color="auto"/>
-            </w:tcBorders>
-            <w:shd w:val="pct5" w:color="auto" w:fill="auto"/>
-          </w:tcPr>
-          <w:p>
-            <w:r>
-              <w:t>244-66-8800</w:t>
-            </w:r>
-          </w:p>
-        </w:tc>
-        <w:tc>
-          <w:tcPr>
-            <w:tcW w:w="962" w:type="dxa"/>
-            <w:tcBorders>
-              <w:top w:val="single" w:sz="4" w:space="0" w:color="auto"/>
-              <w:bottom w:val="single" w:sz="4" w:space="0" w:color="auto"/>
-            </w:tcBorders>
-            <w:shd w:val="pct5" w:color="auto" w:fill="auto"/>
-          </w:tcPr>
-          <w:p>
-            <w:r>
-              <w:t>Curry</w:t>
-            </w:r>
-          </w:p>
-        </w:tc>
-        <w:tc>
-          <w:tcPr>
-            <w:tcW w:w="910" w:type="dxa"/>
-            <w:tcBorders>
-              <w:top w:val="single" w:sz="4" w:space="0" w:color="auto"/>
-              <w:bottom w:val="single" w:sz="4" w:space="0" w:color="auto"/>
-            </w:tcBorders>
-            <w:shd w:val="pct5" w:color="auto" w:fill="auto"/>
-          </w:tcPr>
-          <w:p>
-            <w:pPr>
-              <w:ind w:left="-512" w:firstLine="512"/>
-            </w:pPr>
-            <w:r>
-              <w:t>North</w:t>
-            </w:r>
-          </w:p>
-        </w:tc>
-        <w:tc>
-          <w:tcPr>
-            <w:tcW w:w="1104" w:type="dxa"/>
-            <w:tcBorders>
-              <w:top w:val="single" w:sz="4" w:space="0" w:color="auto"/>
-              <w:bottom w:val="single" w:sz="4" w:space="0" w:color="auto"/>
-              <w:right w:val="single" w:sz="4" w:space="0" w:color="auto"/>
-            </w:tcBorders>
-            <w:shd w:val="pct5" w:color="auto" w:fill="auto"/>
-          </w:tcPr>
-          <w:p>
-            <w:r>
-              <w:t>Rye</w:t>
-            </w:r>
-          </w:p>
-        </w:tc>
-        <w:tc>
-          <w:tcPr>
-            <w:tcW w:w="818" w:type="dxa"/>
-            <w:tcBorders>
-              <w:top w:val="nil"/>
-              <w:left w:val="single" w:sz="4" w:space="0" w:color="auto"/>
-              <w:bottom w:val="nil"/>
-              <w:right w:val="single" w:sz="4" w:space="0" w:color="auto"/>
-            </w:tcBorders>
-          </w:tcPr>
-          <w:p/>
-        </w:tc>
-        <w:tc>
-          <w:tcPr>
-            <w:tcW w:w="697" w:type="dxa"/>
-            <w:tcBorders>
-              <w:top w:val="single" w:sz="4" w:space="0" w:color="auto"/>
-              <w:left w:val="single" w:sz="4" w:space="0" w:color="auto"/>
-              <w:bottom w:val="single" w:sz="4" w:space="0" w:color="auto"/>
-            </w:tcBorders>
-            <w:shd w:val="pct5" w:color="auto" w:fill="auto"/>
-          </w:tcPr>
-          <w:p>
-            <w:r>
-              <w:t>L-19</w:t>
-            </w:r>
-          </w:p>
-        </w:tc>
-        <w:tc>
-          <w:tcPr>
-            <w:tcW w:w="650" w:type="dxa"/>
-            <w:tcBorders>
-              <w:top w:val="single" w:sz="4" w:space="0" w:color="auto"/>
-              <w:bottom w:val="single" w:sz="4" w:space="0" w:color="auto"/>
-              <w:right w:val="single" w:sz="4" w:space="0" w:color="auto"/>
-            </w:tcBorders>
-            <w:shd w:val="pct5" w:color="auto" w:fill="auto"/>
-          </w:tcPr>
-          <w:p>
-            <w:r>
-              <w:t>500</w:t>
-            </w:r>
-          </w:p>
-        </w:tc>
-      </w:tr>
-      <w:tr>
-        <w:trPr>
-          <w:trHeight w:val="284"/>
-          <w:jc w:val="center"/>
-        </w:trPr>
-        <w:tc>
-          <w:tcPr>
-            <w:tcW w:w="1575" w:type="dxa"/>
-            <w:tcBorders>
-              <w:top w:val="single" w:sz="4" w:space="0" w:color="auto"/>
-              <w:left w:val="nil"/>
-              <w:bottom w:val="single" w:sz="4" w:space="0" w:color="auto"/>
-              <w:right w:val="nil"/>
-            </w:tcBorders>
-          </w:tcPr>
-          <w:p/>
-        </w:tc>
-        <w:tc>
-          <w:tcPr>
-            <w:tcW w:w="962" w:type="dxa"/>
-            <w:tcBorders>
-              <w:top w:val="single" w:sz="4" w:space="0" w:color="auto"/>
-              <w:left w:val="nil"/>
-              <w:bottom w:val="single" w:sz="4" w:space="0" w:color="auto"/>
-              <w:right w:val="nil"/>
-            </w:tcBorders>
-          </w:tcPr>
-          <w:p/>
-        </w:tc>
-        <w:tc>
-          <w:tcPr>
-            <w:tcW w:w="910" w:type="dxa"/>
-            <w:tcBorders>
-              <w:top w:val="single" w:sz="4" w:space="0" w:color="auto"/>
-              <w:left w:val="nil"/>
-              <w:bottom w:val="single" w:sz="4" w:space="0" w:color="auto"/>
-              <w:right w:val="nil"/>
-            </w:tcBorders>
-          </w:tcPr>
-          <w:p>
-            <w:pPr>
-              <w:ind w:left="-512" w:firstLine="512"/>
-            </w:pPr>
-          </w:p>
-        </w:tc>
-        <w:tc>
-          <w:tcPr>
-            <w:tcW w:w="1104" w:type="dxa"/>
-            <w:tcBorders>
-              <w:top w:val="single" w:sz="4" w:space="0" w:color="auto"/>
-              <w:left w:val="nil"/>
-              <w:bottom w:val="single" w:sz="4" w:space="0" w:color="auto"/>
-              <w:right w:val="nil"/>
-            </w:tcBorders>
-          </w:tcPr>
-          <w:p/>
-        </w:tc>
-        <w:tc>
-          <w:tcPr>
-            <w:tcW w:w="818" w:type="dxa"/>
-            <w:tcBorders>
-              <w:top w:val="nil"/>
-              <w:left w:val="nil"/>
-              <w:bottom w:val="nil"/>
-              <w:right w:val="nil"/>
-            </w:tcBorders>
-          </w:tcPr>
-          <w:p/>
-        </w:tc>
-        <w:tc>
-          <w:tcPr>
-            <w:tcW w:w="697" w:type="dxa"/>
-            <w:tcBorders>
-              <w:top w:val="single" w:sz="4" w:space="0" w:color="auto"/>
-              <w:left w:val="nil"/>
-              <w:bottom w:val="single" w:sz="4" w:space="0" w:color="auto"/>
-              <w:right w:val="nil"/>
-            </w:tcBorders>
-          </w:tcPr>
-          <w:p/>
-        </w:tc>
-        <w:tc>
-          <w:tcPr>
-            <w:tcW w:w="650" w:type="dxa"/>
-            <w:tcBorders>
-              <w:top w:val="single" w:sz="4" w:space="0" w:color="auto"/>
-              <w:left w:val="nil"/>
-              <w:bottom w:val="single" w:sz="4" w:space="0" w:color="auto"/>
-              <w:right w:val="nil"/>
-            </w:tcBorders>
-          </w:tcPr>
-          <w:p/>
-        </w:tc>
-      </w:tr>
-      <w:tr>
-        <w:trPr>
-          <w:trHeight w:val="284"/>
-          <w:jc w:val="center"/>
-        </w:trPr>
-        <w:tc>
-          <w:tcPr>
-            <w:tcW w:w="1575" w:type="dxa"/>
-            <w:tcBorders>
-              <w:top w:val="single" w:sz="4" w:space="0" w:color="auto"/>
-              <w:left w:val="single" w:sz="4" w:space="0" w:color="auto"/>
-              <w:bottom w:val="single" w:sz="4" w:space="0" w:color="auto"/>
-            </w:tcBorders>
-            <w:shd w:val="pct5" w:color="auto" w:fill="auto"/>
-          </w:tcPr>
-          <w:p>
-            <w:r>
-              <w:t>963-96-3963</w:t>
-            </w:r>
-          </w:p>
-        </w:tc>
-        <w:tc>
-          <w:tcPr>
-            <w:tcW w:w="962" w:type="dxa"/>
-            <w:tcBorders>
-              <w:top w:val="single" w:sz="4" w:space="0" w:color="auto"/>
-              <w:bottom w:val="single" w:sz="4" w:space="0" w:color="auto"/>
-            </w:tcBorders>
-            <w:shd w:val="pct5" w:color="auto" w:fill="auto"/>
-          </w:tcPr>
-          <w:p>
-            <w:r>
-              <w:t>Williams</w:t>
-            </w:r>
-          </w:p>
-        </w:tc>
-        <w:tc>
-          <w:tcPr>
-            <w:tcW w:w="910" w:type="dxa"/>
-            <w:tcBorders>
-              <w:top w:val="single" w:sz="4" w:space="0" w:color="auto"/>
-              <w:bottom w:val="single" w:sz="4" w:space="0" w:color="auto"/>
-            </w:tcBorders>
-            <w:shd w:val="pct5" w:color="auto" w:fill="auto"/>
-          </w:tcPr>
-          <w:p>
-            <w:pPr>
-              <w:ind w:left="-512" w:firstLine="512"/>
-            </w:pPr>
-            <w:r>
-              <w:t>Nassau</w:t>
-            </w:r>
-          </w:p>
-        </w:tc>
-        <w:tc>
-          <w:tcPr>
-            <w:tcW w:w="1104" w:type="dxa"/>
-            <w:tcBorders>
-              <w:top w:val="single" w:sz="4" w:space="0" w:color="auto"/>
-              <w:bottom w:val="single" w:sz="4" w:space="0" w:color="auto"/>
-              <w:right w:val="single" w:sz="4" w:space="0" w:color="auto"/>
-            </w:tcBorders>
-            <w:shd w:val="pct5" w:color="auto" w:fill="auto"/>
-          </w:tcPr>
-          <w:p>
-            <w:r>
-              <w:t>Princeton</w:t>
-            </w:r>
-          </w:p>
-        </w:tc>
-        <w:tc>
-          <w:tcPr>
-            <w:tcW w:w="818" w:type="dxa"/>
-            <w:tcBorders>
-              <w:top w:val="nil"/>
-              <w:left w:val="single" w:sz="4" w:space="0" w:color="auto"/>
-              <w:bottom w:val="nil"/>
-              <w:right w:val="single" w:sz="4" w:space="0" w:color="auto"/>
-            </w:tcBorders>
-          </w:tcPr>
-          <w:p/>
-        </w:tc>
-        <w:tc>
-          <w:tcPr>
-            <w:tcW w:w="697" w:type="dxa"/>
-            <w:tcBorders>
-              <w:top w:val="single" w:sz="4" w:space="0" w:color="auto"/>
-              <w:left w:val="single" w:sz="4" w:space="0" w:color="auto"/>
-              <w:bottom w:val="single" w:sz="4" w:space="0" w:color="auto"/>
-            </w:tcBorders>
-            <w:shd w:val="pct5" w:color="auto" w:fill="auto"/>
-          </w:tcPr>
-          <w:p>
-            <w:r>
-              <w:t>L-11</w:t>
-            </w:r>
-          </w:p>
-        </w:tc>
-        <w:tc>
-          <w:tcPr>
-            <w:tcW w:w="650" w:type="dxa"/>
-            <w:tcBorders>
-              <w:top w:val="single" w:sz="4" w:space="0" w:color="auto"/>
-              <w:bottom w:val="single" w:sz="4" w:space="0" w:color="auto"/>
-              <w:right w:val="single" w:sz="4" w:space="0" w:color="auto"/>
-            </w:tcBorders>
-            <w:shd w:val="pct5" w:color="auto" w:fill="auto"/>
-          </w:tcPr>
-          <w:p>
-            <w:r>
-              <w:t>900</w:t>
-            </w:r>
-          </w:p>
-        </w:tc>
-      </w:tr>
-      <w:tr>
-        <w:trPr>
-          <w:trHeight w:val="284"/>
-          <w:jc w:val="center"/>
-        </w:trPr>
-        <w:tc>
-          <w:tcPr>
-            <w:tcW w:w="1575" w:type="dxa"/>
-            <w:tcBorders>
-              <w:top w:val="single" w:sz="4" w:space="0" w:color="auto"/>
-              <w:left w:val="nil"/>
-              <w:bottom w:val="single" w:sz="4" w:space="0" w:color="auto"/>
-              <w:right w:val="nil"/>
-            </w:tcBorders>
-          </w:tcPr>
-          <w:p/>
-        </w:tc>
-        <w:tc>
-          <w:tcPr>
-            <w:tcW w:w="962" w:type="dxa"/>
-            <w:tcBorders>
-              <w:top w:val="single" w:sz="4" w:space="0" w:color="auto"/>
-              <w:left w:val="nil"/>
-              <w:bottom w:val="single" w:sz="4" w:space="0" w:color="auto"/>
-              <w:right w:val="nil"/>
-            </w:tcBorders>
-          </w:tcPr>
-          <w:p/>
-        </w:tc>
-        <w:tc>
-          <w:tcPr>
-            <w:tcW w:w="910" w:type="dxa"/>
-            <w:tcBorders>
-              <w:top w:val="single" w:sz="4" w:space="0" w:color="auto"/>
-              <w:left w:val="nil"/>
-              <w:bottom w:val="single" w:sz="4" w:space="0" w:color="auto"/>
-              <w:right w:val="nil"/>
-            </w:tcBorders>
-          </w:tcPr>
-          <w:p>
-            <w:pPr>
-              <w:ind w:left="-512" w:firstLine="512"/>
-            </w:pPr>
-          </w:p>
-        </w:tc>
-        <w:tc>
-          <w:tcPr>
-            <w:tcW w:w="1104" w:type="dxa"/>
-            <w:tcBorders>
-              <w:top w:val="single" w:sz="4" w:space="0" w:color="auto"/>
-              <w:left w:val="nil"/>
-              <w:bottom w:val="single" w:sz="4" w:space="0" w:color="auto"/>
-              <w:right w:val="nil"/>
-            </w:tcBorders>
-          </w:tcPr>
-          <w:p/>
-        </w:tc>
-        <w:tc>
-          <w:tcPr>
-            <w:tcW w:w="818" w:type="dxa"/>
-            <w:tcBorders>
-              <w:top w:val="nil"/>
-              <w:left w:val="nil"/>
-              <w:bottom w:val="nil"/>
-              <w:right w:val="nil"/>
-            </w:tcBorders>
-          </w:tcPr>
-          <w:p/>
-        </w:tc>
-        <w:tc>
-          <w:tcPr>
-            <w:tcW w:w="697" w:type="dxa"/>
-            <w:tcBorders>
-              <w:top w:val="single" w:sz="4" w:space="0" w:color="auto"/>
-              <w:left w:val="nil"/>
-              <w:bottom w:val="single" w:sz="4" w:space="0" w:color="auto"/>
-              <w:right w:val="nil"/>
-            </w:tcBorders>
-          </w:tcPr>
-          <w:p/>
-        </w:tc>
-        <w:tc>
-          <w:tcPr>
-            <w:tcW w:w="650" w:type="dxa"/>
-            <w:tcBorders>
-              <w:top w:val="single" w:sz="4" w:space="0" w:color="auto"/>
-              <w:left w:val="nil"/>
-              <w:bottom w:val="single" w:sz="4" w:space="0" w:color="auto"/>
-              <w:right w:val="nil"/>
-            </w:tcBorders>
-          </w:tcPr>
-          <w:p/>
-        </w:tc>
-      </w:tr>
-      <w:tr>
-        <w:trPr>
-          <w:trHeight w:val="284"/>
-          <w:jc w:val="center"/>
-        </w:trPr>
-        <w:tc>
-          <w:tcPr>
-            <w:tcW w:w="1575" w:type="dxa"/>
-            <w:tcBorders>
-              <w:top w:val="single" w:sz="4" w:space="0" w:color="auto"/>
-              <w:left w:val="single" w:sz="4" w:space="0" w:color="auto"/>
-              <w:bottom w:val="single" w:sz="4" w:space="0" w:color="auto"/>
-            </w:tcBorders>
-            <w:shd w:val="pct5" w:color="auto" w:fill="auto"/>
-          </w:tcPr>
-          <w:p>
-            <w:r>
-              <w:t>335-57-7991</w:t>
-            </w:r>
-          </w:p>
-        </w:tc>
-        <w:tc>
-          <w:tcPr>
-            <w:tcW w:w="962" w:type="dxa"/>
-            <w:tcBorders>
-              <w:top w:val="single" w:sz="4" w:space="0" w:color="auto"/>
-              <w:bottom w:val="single" w:sz="4" w:space="0" w:color="auto"/>
-            </w:tcBorders>
-            <w:shd w:val="pct5" w:color="auto" w:fill="auto"/>
-          </w:tcPr>
-          <w:p>
-            <w:r>
-              <w:t>Adams</w:t>
-            </w:r>
-          </w:p>
-        </w:tc>
-        <w:tc>
-          <w:tcPr>
-            <w:tcW w:w="910" w:type="dxa"/>
-            <w:tcBorders>
-              <w:top w:val="single" w:sz="4" w:space="0" w:color="auto"/>
-              <w:bottom w:val="single" w:sz="4" w:space="0" w:color="auto"/>
-            </w:tcBorders>
-            <w:shd w:val="pct5" w:color="auto" w:fill="auto"/>
-          </w:tcPr>
-          <w:p>
-            <w:pPr>
-              <w:ind w:left="-512" w:firstLine="512"/>
-            </w:pPr>
-            <w:r>
-              <w:t>Spring</w:t>
-            </w:r>
-          </w:p>
-        </w:tc>
-        <w:tc>
-          <w:tcPr>
-            <w:tcW w:w="1104" w:type="dxa"/>
-            <w:tcBorders>
-              <w:top w:val="single" w:sz="4" w:space="0" w:color="auto"/>
-              <w:bottom w:val="single" w:sz="4" w:space="0" w:color="auto"/>
-              <w:right w:val="single" w:sz="4" w:space="0" w:color="auto"/>
-            </w:tcBorders>
-            <w:shd w:val="pct5" w:color="auto" w:fill="auto"/>
-          </w:tcPr>
-          <w:p>
-            <w:r>
-              <w:t>Pittsfield</w:t>
-            </w:r>
-          </w:p>
-        </w:tc>
-        <w:tc>
-          <w:tcPr>
-            <w:tcW w:w="818" w:type="dxa"/>
-            <w:tcBorders>
-              <w:top w:val="nil"/>
-              <w:left w:val="single" w:sz="4" w:space="0" w:color="auto"/>
-              <w:bottom w:val="nil"/>
-              <w:right w:val="single" w:sz="4" w:space="0" w:color="auto"/>
-            </w:tcBorders>
-          </w:tcPr>
-          <w:p/>
-        </w:tc>
-        <w:tc>
-          <w:tcPr>
-            <w:tcW w:w="697" w:type="dxa"/>
-            <w:tcBorders>
-              <w:top w:val="single" w:sz="4" w:space="0" w:color="auto"/>
-              <w:left w:val="single" w:sz="4" w:space="0" w:color="auto"/>
-              <w:bottom w:val="single" w:sz="4" w:space="0" w:color="auto"/>
-            </w:tcBorders>
-            <w:shd w:val="pct5" w:color="auto" w:fill="auto"/>
-          </w:tcPr>
-          <w:p>
-            <w:r>
-              <w:t>L-16</w:t>
-            </w:r>
-          </w:p>
-        </w:tc>
-        <w:tc>
-          <w:tcPr>
-            <w:tcW w:w="650" w:type="dxa"/>
-            <w:tcBorders>
-              <w:top w:val="single" w:sz="4" w:space="0" w:color="auto"/>
-              <w:bottom w:val="single" w:sz="4" w:space="0" w:color="auto"/>
-              <w:right w:val="single" w:sz="4" w:space="0" w:color="auto"/>
-            </w:tcBorders>
-            <w:shd w:val="pct5" w:color="auto" w:fill="auto"/>
-          </w:tcPr>
-          <w:p>
-            <w:r>
-              <w:t>1300</w:t>
-            </w:r>
-          </w:p>
-        </w:tc>
-      </w:tr>
-    </w:tbl>
-    <w:p>
-      <w:pPr>
-        <w:pStyle w:val="PSI-Comentario"/>
-        <w:jc w:val="center"/>
-      </w:pPr>
-      <w:r>
-        <w:t>[</w:t>
-      </w:r>
-      <w:r>
-        <w:t>Ejemplo de entidades con sus atributos</w:t>
-      </w:r>
-      <w:r>
-        <w:t>]</w:t>
-      </w:r>
-    </w:p>
-    <w:p>
-      <w:pPr>
-        <w:rPr>
-          <w:lang w:val="es-AR"/>
-        </w:rPr>
-      </w:pPr>
-    </w:p>
-    <w:p>
-      <w:pPr>
-        <w:pStyle w:val="Ttulo3"/>
-      </w:pPr>
-      <w:bookmarkStart w:id="9" w:name="_Toc257618999"/>
-      <w:r>
-        <w:t>Llaves</w:t>
-      </w:r>
-      <w:bookmarkEnd w:id="9"/>
-      <w:r>
-        <w:t xml:space="preserve"> </w:t>
-      </w:r>
-    </w:p>
-    <w:p>
-      <w:pPr>
-        <w:pStyle w:val="PSI-ComentarioVieta"/>
-      </w:pPr>
-      <w:r>
-        <w:t>Super llave: conjunto de uno o más atributos que "juntos" identifican de manera única a una entidad</w:t>
-      </w:r>
-    </w:p>
-    <w:p>
-      <w:pPr>
-        <w:pStyle w:val="PSI-ComentarioVieta"/>
-      </w:pPr>
-      <w:r>
-        <w:t>Llave candidata: es una super llave mínima</w:t>
-      </w:r>
-    </w:p>
-    <w:p>
-      <w:pPr>
-        <w:pStyle w:val="PSI-ComentarioVieta"/>
-      </w:pPr>
-      <w:r>
-        <w:t>Llave primaria: la seleccionada para identificar a los elementos de un conjunto de entidades.</w:t>
+        <w:t xml:space="preserve"> entidades junto con sus atributos. </w:t>
       </w:r>
     </w:p>
     <w:p/>
@@ -4337,98 +2156,11 @@
       <w:pPr>
         <w:pStyle w:val="PSI-Ttulo2"/>
       </w:pPr>
-      <w:bookmarkStart w:id="10" w:name="_Toc257619000"/>
+      <w:bookmarkStart w:id="4" w:name="_Toc257619000"/>
       <w:r>
         <w:t>Relaciones Encontradas</w:t>
       </w:r>
-      <w:bookmarkEnd w:id="10"/>
-    </w:p>
-    <w:p>
-      <w:pPr>
-        <w:pStyle w:val="PSI-Comentario"/>
-      </w:pPr>
-      <w:r>
-        <w:t>[</w:t>
-      </w:r>
-      <w:r>
-        <w:t>Tras haber realizado un análisis del entorno se detectaro</w:t>
-      </w:r>
-      <w:r>
-        <w:t>n</w:t>
-      </w:r>
-      <w:r>
-        <w:t xml:space="preserve"> relaciones entre las entidades, </w:t>
-      </w:r>
-      <w:r>
-        <w:t>se genera una lista de todas las relaciones encontradas</w:t>
-      </w:r>
-      <w:r>
-        <w:t>.</w:t>
-      </w:r>
-    </w:p>
-    <w:p>
-      <w:pPr>
-        <w:pStyle w:val="PSI-Comentario"/>
-      </w:pPr>
-      <w:r>
-        <w:rPr>
-          <w:b/>
-        </w:rPr>
-        <w:lastRenderedPageBreak/>
-        <w:t>Relaciones</w:t>
-      </w:r>
-      <w:r>
-        <w:t>: la conexión que existe entre 2 entidades (verbo).</w:t>
-      </w:r>
-      <w:r>
-        <w:t>]</w:t>
-      </w:r>
-    </w:p>
-    <w:p>
-      <w:pPr>
-        <w:pStyle w:val="PSI-Comentario"/>
-      </w:pPr>
-      <w:r>
-        <w:t>Relación 1:</w:t>
-      </w:r>
-    </w:p>
-    <w:p>
-      <w:pPr>
-        <w:pStyle w:val="PSI-ComentarioVieta"/>
-      </w:pPr>
-      <w:r>
-        <w:t xml:space="preserve">Entidades relacionadas: </w:t>
-      </w:r>
-    </w:p>
-    <w:p>
-      <w:pPr>
-        <w:pStyle w:val="PSI-ComentarioVieta"/>
-      </w:pPr>
-      <w:r>
-        <w:t>Nombre</w:t>
-      </w:r>
-    </w:p>
-    <w:p>
-      <w:pPr>
-        <w:pStyle w:val="PSI-ComentarioVieta"/>
-      </w:pPr>
-      <w:r>
-        <w:t xml:space="preserve">Cardinalidad: </w:t>
-      </w:r>
-    </w:p>
-    <w:p>
-      <w:pPr>
-        <w:pStyle w:val="PSI-ComentarioVieta"/>
-      </w:pPr>
-    </w:p>
-    <w:p>
-      <w:pPr>
-        <w:pStyle w:val="PSI-Comentario"/>
-      </w:pPr>
-      <w:r>
-        <w:tab/>
-        <w:t>Relación 2:</w:t>
-      </w:r>
+      <w:bookmarkEnd w:id="4"/>
     </w:p>
     <w:p>
       <w:pPr>
@@ -4448,203 +2180,30 @@
       <w:pPr>
         <w:pStyle w:val="Ttulo2"/>
       </w:pPr>
-      <w:bookmarkStart w:id="11" w:name="_Toc257619001"/>
+      <w:bookmarkStart w:id="5" w:name="_Toc257619001"/>
       <w:r>
         <w:t>Diagrama E-R</w:t>
       </w:r>
-      <w:bookmarkEnd w:id="11"/>
+      <w:bookmarkEnd w:id="5"/>
     </w:p>
     <w:p>
       <w:pPr>
-        <w:pStyle w:val="PSI-Comentario"/>
-      </w:pPr>
+        <w:pStyle w:val="Ttulo3"/>
+      </w:pPr>
+      <w:bookmarkStart w:id="6" w:name="_Toc257619003"/>
       <w:r>
-        <w:t>[</w:t>
-      </w:r>
-      <w:r>
-        <w:t>Una vez recolectada toda información necesaria podemos disponernos a realizar el diagrama E-R</w:t>
-      </w:r>
-      <w:r>
-        <w:t>.</w:t>
-      </w:r>
-    </w:p>
-    <w:p>
-      <w:pPr>
-        <w:pStyle w:val="PSI-Comentario"/>
-      </w:pPr>
-      <w:r>
-        <w:t>Este</w:t>
-      </w:r>
-      <w:r>
-        <w:t xml:space="preserve"> diagrama es una herramienta grá</w:t>
-      </w:r>
-      <w:r>
-        <w:t>fica que sirve para describir el modelo lógico de la base de datos</w:t>
-      </w:r>
-      <w:r>
-        <w:t>.</w:t>
-      </w:r>
-      <w:r>
-        <w:t xml:space="preserve"> </w:t>
-      </w:r>
-      <w:r>
-        <w:t>]</w:t>
-      </w:r>
-    </w:p>
-    <w:p>
-      <w:pPr>
-        <w:pStyle w:val="Ttulo3"/>
-      </w:pPr>
-      <w:bookmarkStart w:id="12" w:name="_Toc257619002"/>
-      <w:r>
-        <w:t>Principios de diseño</w:t>
-      </w:r>
-      <w:bookmarkEnd w:id="12"/>
-      <w:r>
-        <w:t xml:space="preserve"> </w:t>
-      </w:r>
-    </w:p>
-    <w:p>
-      <w:pPr>
-        <w:pStyle w:val="PSI-Comentario"/>
-      </w:pPr>
-      <w:r>
-        <w:rPr>
-          <w:rStyle w:val="Fuerte"/>
-          <w:lang w:val="es-ES"/>
-        </w:rPr>
-        <w:t>Fidelidad:</w:t>
-      </w:r>
-      <w:r>
-        <w:t xml:space="preserve"> se debe crear siempre un modelo que satisfaga las necesidades del problema, no sirve un modelo correcto si no cumple con la realidad que se pretende representar.</w:t>
-      </w:r>
-    </w:p>
-    <w:p>
-      <w:pPr>
-        <w:pStyle w:val="PSI-Comentario"/>
-      </w:pPr>
-      <w:r>
-        <w:rPr>
-          <w:rStyle w:val="Fuerte"/>
-          <w:lang w:val="es-ES"/>
-        </w:rPr>
-        <w:t>Evitar redundancia:</w:t>
-      </w:r>
-      <w:r>
-        <w:t xml:space="preserve"> una de las ventajas del diagrama e-r es que nos permite distinguir de una manera fácil y visual todos los entes y sus relaciones, de manera que es muy fácil identificar si un atributo se esta repitiendo en varias entidades o si una relación es innecesaria.</w:t>
-      </w:r>
-    </w:p>
-    <w:p>
-      <w:pPr>
-        <w:pStyle w:val="PSI-Comentario"/>
-      </w:pPr>
-      <w:r>
-        <w:rPr>
-          <w:rStyle w:val="Fuerte"/>
-          <w:lang w:val="es-ES"/>
-        </w:rPr>
-        <w:t>Simplicidad:</w:t>
-      </w:r>
-      <w:r>
-        <w:t xml:space="preserve"> siempre hay que procurar hacer el modelo tan simple como sea posible (sin olvidar la fidelidad) de manera que sea fácil de entender, fácil de extender y fácil de implementar. </w:t>
-      </w:r>
-    </w:p>
-    <w:p>
-      <w:pPr>
-        <w:pStyle w:val="PSI-Comentario"/>
-      </w:pPr>
-      <w:r>
-        <w:rPr>
-          <w:rStyle w:val="Fuerte"/>
-          <w:lang w:val="es-ES"/>
-        </w:rPr>
-        <w:t>Escoger los elementos correctos:</w:t>
-      </w:r>
-      <w:r>
-        <w:t xml:space="preserve"> es ocasiones es difícil identificar si una relación, elemento o atributo es correcto, para ello hay que analizar en perspectiva el diagrama y, por ejemplo si se observa una entidad con solo un atributo y que únicamente presenta relaciones de 1, entonces probablemente estamos hablando de un atributo y no de una entidad.</w:t>
-      </w:r>
-    </w:p>
-    <w:p>
-      <w:pPr>
-        <w:pStyle w:val="PSI-Comentario"/>
-      </w:pPr>
-      <w:r>
-        <w:rPr>
-          <w:rStyle w:val="Fuerte"/>
-          <w:lang w:val="es-ES"/>
-        </w:rPr>
-        <w:t>Relaciones n-arias:</w:t>
-      </w:r>
-      <w:r>
-        <w:t xml:space="preserve"> Aún cuando se pueden presentar casos en los que una relación terciaria o n-aria parezca más conveniente, es mejor siempre pensar en términos de relaciones binarias únicamente. En el peor de los casos de que exista una relación n-aria forzosa, lo que se debe hacer es convertir esa </w:t>
-      </w:r>
-      <w:r>
-        <w:t>relación</w:t>
-      </w:r>
-      <w:r>
-        <w:t xml:space="preserve"> R en entidad E y corregir todas las relaciones que tenía R de manera que ahora esa nueva entidad se relacione con todas las entidades que anteriormente esta. </w:t>
-      </w:r>
-    </w:p>
-    <w:p>
-      <w:pPr>
-        <w:pStyle w:val="Ttulo3"/>
-      </w:pPr>
-      <w:bookmarkStart w:id="13" w:name="_Toc257619003"/>
-      <w:r>
-        <w:lastRenderedPageBreak/>
         <w:t>Notación</w:t>
       </w:r>
       <w:r>
         <w:t xml:space="preserve"> diagrama E-R</w:t>
       </w:r>
-      <w:bookmarkEnd w:id="13"/>
+      <w:bookmarkEnd w:id="6"/>
     </w:p>
     <w:p/>
     <w:p>
       <w:pPr>
         <w:jc w:val="center"/>
       </w:pPr>
-      <w:r>
-        <w:rPr>
-          <w:noProof/>
-          <w:lang w:eastAsia="es-ES"/>
-        </w:rPr>
-        <w:drawing>
-          <wp:inline distT="0" distB="0" distL="0" distR="0" wp14:anchorId="0536D004" wp14:editId="22D6CD92">
-            <wp:extent cx="3612934" cy="4805917"/>
-            <wp:effectExtent l="19050" t="0" r="6566" b="0"/>
-            <wp:docPr id="1" name="0 Imagen" descr="SIMBOLOS.jpg"/>
-            <wp:cNvGraphicFramePr>
-              <a:graphicFrameLocks xmlns:a="http://schemas.openxmlformats.org/drawingml/2006/main" noChangeAspect="1"/>
-            </wp:cNvGraphicFramePr>
-            <a:graphic xmlns:a="http://schemas.openxmlformats.org/drawingml/2006/main">
-              <a:graphicData uri="http://schemas.openxmlformats.org/drawingml/2006/picture">
-                <pic:pic xmlns:pic="http://schemas.openxmlformats.org/drawingml/2006/picture">
-                  <pic:nvPicPr>
-                    <pic:cNvPr id="0" name="SIMBOLOS.jpg"/>
-                    <pic:cNvPicPr/>
-                  </pic:nvPicPr>
-                  <pic:blipFill>
-                    <a:blip r:embed="rId11" cstate="print"/>
-                    <a:stretch>
-                      <a:fillRect/>
-                    </a:stretch>
-                  </pic:blipFill>
-                  <pic:spPr>
-                    <a:xfrm>
-                      <a:off x="0" y="0"/>
-                      <a:ext cx="3610409" cy="4802558"/>
-                    </a:xfrm>
-                    <a:prstGeom prst="rect">
-                      <a:avLst/>
-                    </a:prstGeom>
-                  </pic:spPr>
-                </pic:pic>
-              </a:graphicData>
-            </a:graphic>
-          </wp:inline>
-        </w:drawing>
-      </w:r>
     </w:p>
     <w:p>
       <w:pPr>
@@ -4672,145 +2231,29 @@
       <w:pPr>
         <w:pStyle w:val="Ttulo3"/>
       </w:pPr>
-      <w:bookmarkStart w:id="14" w:name="_Toc257619004"/>
+      <w:bookmarkStart w:id="7" w:name="_Toc257619004"/>
       <w:r>
         <w:lastRenderedPageBreak/>
         <w:t>Ejemplos Diagrama E-R</w:t>
       </w:r>
-      <w:bookmarkEnd w:id="14"/>
+      <w:bookmarkEnd w:id="7"/>
     </w:p>
     <w:p/>
     <w:p>
       <w:pPr>
         <w:jc w:val="center"/>
       </w:pPr>
-      <w:r>
-        <w:rPr>
-          <w:noProof/>
-          <w:lang w:eastAsia="es-ES"/>
-        </w:rPr>
-        <w:drawing>
-          <wp:inline distT="0" distB="0" distL="0" distR="0" wp14:anchorId="259922A6" wp14:editId="7ED2EE27">
-            <wp:extent cx="5190903" cy="1479017"/>
-            <wp:effectExtent l="19050" t="0" r="0" b="0"/>
-            <wp:docPr id="11" name="10 Imagen" descr="Diagrama7.jpeg"/>
-            <wp:cNvGraphicFramePr>
-              <a:graphicFrameLocks xmlns:a="http://schemas.openxmlformats.org/drawingml/2006/main" noChangeAspect="1"/>
-            </wp:cNvGraphicFramePr>
-            <a:graphic xmlns:a="http://schemas.openxmlformats.org/drawingml/2006/main">
-              <a:graphicData uri="http://schemas.openxmlformats.org/drawingml/2006/picture">
-                <pic:pic xmlns:pic="http://schemas.openxmlformats.org/drawingml/2006/picture">
-                  <pic:nvPicPr>
-                    <pic:cNvPr id="0" name="Diagrama7.jpeg"/>
-                    <pic:cNvPicPr/>
-                  </pic:nvPicPr>
-                  <pic:blipFill>
-                    <a:blip r:embed="rId12" cstate="print"/>
-                    <a:stretch>
-                      <a:fillRect/>
-                    </a:stretch>
-                  </pic:blipFill>
-                  <pic:spPr>
-                    <a:xfrm>
-                      <a:off x="0" y="0"/>
-                      <a:ext cx="5187526" cy="1478055"/>
-                    </a:xfrm>
-                    <a:prstGeom prst="rect">
-                      <a:avLst/>
-                    </a:prstGeom>
-                  </pic:spPr>
-                </pic:pic>
-              </a:graphicData>
-            </a:graphic>
-          </wp:inline>
-        </w:drawing>
-      </w:r>
     </w:p>
     <w:p>
       <w:pPr>
         <w:pStyle w:val="PSI-Comentario"/>
         <w:jc w:val="center"/>
       </w:pPr>
-      <w:r>
-        <w:t>[</w:t>
-      </w:r>
-      <w:r>
-        <w:t>Primer ejemplo de un diagrama Entidad-Relación</w:t>
-      </w:r>
-      <w:r>
-        <w:t>]</w:t>
-      </w:r>
     </w:p>
     <w:p>
       <w:pPr>
-        <w:pStyle w:val="PSI-Comentario"/>
         <w:jc w:val="center"/>
       </w:pPr>
-    </w:p>
-    <w:p>
-      <w:pPr>
-        <w:ind w:left="0" w:firstLine="0"/>
-        <w:jc w:val="center"/>
-      </w:pPr>
-      <w:r>
-        <w:rPr>
-          <w:noProof/>
-          <w:lang w:eastAsia="es-ES"/>
-        </w:rPr>
-        <w:drawing>
-          <wp:inline distT="0" distB="0" distL="0" distR="0" wp14:anchorId="7D0742AE" wp14:editId="1A95F870">
-            <wp:extent cx="5635256" cy="1873338"/>
-            <wp:effectExtent l="19050" t="0" r="3544" b="0"/>
-            <wp:docPr id="13" name="12 Imagen" descr="Diagrama8.jpeg"/>
-            <wp:cNvGraphicFramePr>
-              <a:graphicFrameLocks xmlns:a="http://schemas.openxmlformats.org/drawingml/2006/main" noChangeAspect="1"/>
-            </wp:cNvGraphicFramePr>
-            <a:graphic xmlns:a="http://schemas.openxmlformats.org/drawingml/2006/main">
-              <a:graphicData uri="http://schemas.openxmlformats.org/drawingml/2006/picture">
-                <pic:pic xmlns:pic="http://schemas.openxmlformats.org/drawingml/2006/picture">
-                  <pic:nvPicPr>
-                    <pic:cNvPr id="0" name="Diagrama8.jpeg"/>
-                    <pic:cNvPicPr/>
-                  </pic:nvPicPr>
-                  <pic:blipFill>
-                    <a:blip r:embed="rId13" cstate="print"/>
-                    <a:stretch>
-                      <a:fillRect/>
-                    </a:stretch>
-                  </pic:blipFill>
-                  <pic:spPr>
-                    <a:xfrm>
-                      <a:off x="0" y="0"/>
-                      <a:ext cx="5635256" cy="1873338"/>
-                    </a:xfrm>
-                    <a:prstGeom prst="rect">
-                      <a:avLst/>
-                    </a:prstGeom>
-                  </pic:spPr>
-                </pic:pic>
-              </a:graphicData>
-            </a:graphic>
-          </wp:inline>
-        </w:drawing>
-      </w:r>
-    </w:p>
-    <w:p>
-      <w:pPr>
-        <w:pStyle w:val="PSI-Comentario"/>
-        <w:jc w:val="center"/>
-      </w:pPr>
-      <w:r>
-        <w:t>[</w:t>
-      </w:r>
-      <w:r>
-        <w:t>Segundo</w:t>
-      </w:r>
-      <w:r>
-        <w:t xml:space="preserve"> ejemplo de un diagrama Entidad-Relación</w:t>
-      </w:r>
-      <w:r>
-        <w:t>]</w:t>
-      </w:r>
     </w:p>
     <w:p>
       <w:pPr>
@@ -4819,48 +2262,6 @@
           <w:lang w:val="es-AR"/>
         </w:rPr>
       </w:pPr>
-      <w:r>
-        <w:rPr>
-          <w:noProof/>
-          <w:lang w:eastAsia="es-ES"/>
-        </w:rPr>
-        <w:lastRenderedPageBreak/>
-        <w:drawing>
-          <wp:inline distT="0" distB="0" distL="0" distR="0" wp14:anchorId="06689178" wp14:editId="74A16595">
-            <wp:extent cx="4074485" cy="4409261"/>
-            <wp:effectExtent l="19050" t="0" r="2215" b="0"/>
-            <wp:docPr id="15" name="14 Imagen" descr="Diagrama9.jpeg"/>
-            <wp:cNvGraphicFramePr>
-              <a:graphicFrameLocks xmlns:a="http://schemas.openxmlformats.org/drawingml/2006/main" noChangeAspect="1"/>
-            </wp:cNvGraphicFramePr>
-            <a:graphic xmlns:a="http://schemas.openxmlformats.org/drawingml/2006/main">
-              <a:graphicData uri="http://schemas.openxmlformats.org/drawingml/2006/picture">
-                <pic:pic xmlns:pic="http://schemas.openxmlformats.org/drawingml/2006/picture">
-                  <pic:nvPicPr>
-                    <pic:cNvPr id="0" name="Diagrama9.jpeg"/>
-                    <pic:cNvPicPr/>
-                  </pic:nvPicPr>
-                  <pic:blipFill>
-                    <a:blip r:embed="rId14" cstate="print"/>
-                    <a:stretch>
-                      <a:fillRect/>
-                    </a:stretch>
-                  </pic:blipFill>
-                  <pic:spPr>
-                    <a:xfrm>
-                      <a:off x="0" y="0"/>
-                      <a:ext cx="4074485" cy="4409261"/>
-                    </a:xfrm>
-                    <a:prstGeom prst="rect">
-                      <a:avLst/>
-                    </a:prstGeom>
-                  </pic:spPr>
-                </pic:pic>
-              </a:graphicData>
-            </a:graphic>
-          </wp:inline>
-        </w:drawing>
-      </w:r>
     </w:p>
     <w:p>
       <w:pPr>
@@ -4870,29 +2271,13 @@
     </w:p>
     <w:p>
       <w:pPr>
-        <w:pStyle w:val="PSI-Comentario"/>
-        <w:jc w:val="center"/>
-      </w:pPr>
+        <w:pStyle w:val="Ttulo2"/>
+      </w:pPr>
+      <w:bookmarkStart w:id="8" w:name="_Toc257619005"/>
       <w:r>
-        <w:t>[</w:t>
-      </w:r>
-      <w:r>
-        <w:t>Tercer ejemplo: Especialización y Generalización</w:t>
-      </w:r>
-      <w:r>
-        <w:t>]</w:t>
-      </w:r>
-    </w:p>
-    <w:p>
-      <w:pPr>
-        <w:pStyle w:val="Ttulo2"/>
-      </w:pPr>
-      <w:bookmarkStart w:id="15" w:name="_Toc257619005"/>
-      <w:r>
-        <w:lastRenderedPageBreak/>
         <w:t>Modelo Relacional</w:t>
       </w:r>
-      <w:bookmarkEnd w:id="15"/>
+      <w:bookmarkEnd w:id="8"/>
     </w:p>
     <w:p>
       <w:pPr>
@@ -4901,57 +2286,6 @@
           <w:b/>
         </w:rPr>
       </w:pPr>
-      <w:r>
-        <w:rPr>
-          <w:noProof/>
-          <w:lang w:eastAsia="es-ES"/>
-        </w:rPr>
-        <w:drawing>
-          <wp:inline distT="0" distB="0" distL="0" distR="0" wp14:anchorId="6EC2FFC9" wp14:editId="49DBA932">
-            <wp:extent cx="5400040" cy="5031731"/>
-            <wp:effectExtent l="19050" t="0" r="0" b="0"/>
-            <wp:docPr id="2" name="Imagen 1" descr="ReduccioATablas3.0.jpg"/>
-            <wp:cNvGraphicFramePr>
-              <a:graphicFrameLocks xmlns:a="http://schemas.openxmlformats.org/drawingml/2006/main" noChangeAspect="1"/>
-            </wp:cNvGraphicFramePr>
-            <a:graphic xmlns:a="http://schemas.openxmlformats.org/drawingml/2006/main">
-              <a:graphicData uri="http://schemas.openxmlformats.org/drawingml/2006/picture">
-                <pic:pic xmlns:pic="http://schemas.openxmlformats.org/drawingml/2006/picture">
-                  <pic:nvPicPr>
-                    <pic:cNvPr id="0" name="Picture 1" descr="ReduccioATablas3.0.jpg"/>
-                    <pic:cNvPicPr>
-                      <a:picLocks noChangeAspect="1" noChangeArrowheads="1"/>
-                    </pic:cNvPicPr>
-                  </pic:nvPicPr>
-                  <pic:blipFill>
-                    <a:blip r:embed="rId15" cstate="print"/>
-                    <a:srcRect/>
-                    <a:stretch>
-                      <a:fillRect/>
-                    </a:stretch>
-                  </pic:blipFill>
-                  <pic:spPr bwMode="auto">
-                    <a:xfrm>
-                      <a:off x="0" y="0"/>
-                      <a:ext cx="5400040" cy="5031731"/>
-                    </a:xfrm>
-                    <a:prstGeom prst="rect">
-                      <a:avLst/>
-                    </a:prstGeom>
-                    <a:noFill/>
-                    <a:ln w="9525">
-                      <a:noFill/>
-                      <a:miter lim="800000"/>
-                      <a:headEnd/>
-                      <a:tailEnd/>
-                    </a:ln>
-                  </pic:spPr>
-                </pic:pic>
-              </a:graphicData>
-            </a:graphic>
-          </wp:inline>
-        </w:drawing>
-      </w:r>
     </w:p>
     <w:p>
       <w:pPr>
@@ -4962,11 +2296,11 @@
       <w:pPr>
         <w:pStyle w:val="Ttulo2"/>
       </w:pPr>
-      <w:bookmarkStart w:id="16" w:name="_Toc257619006"/>
+      <w:bookmarkStart w:id="9" w:name="_Toc257619006"/>
       <w:r>
         <w:t>Comentarios sobre el Modelo Relacional</w:t>
       </w:r>
-      <w:bookmarkEnd w:id="16"/>
+      <w:bookmarkEnd w:id="9"/>
     </w:p>
     <w:p>
       <w:pPr>
@@ -4991,11 +2325,11 @@
       <w:pPr>
         <w:pStyle w:val="Ttulo2"/>
       </w:pPr>
-      <w:bookmarkStart w:id="17" w:name="_Toc257619007"/>
+      <w:bookmarkStart w:id="10" w:name="_Toc257619007"/>
       <w:r>
         <w:t>Normalización</w:t>
       </w:r>
-      <w:bookmarkEnd w:id="17"/>
+      <w:bookmarkEnd w:id="10"/>
     </w:p>
     <w:p>
       <w:pPr>
@@ -5050,7 +2384,6 @@
           <w:b/>
           <w:bCs/>
         </w:rPr>
-        <w:lastRenderedPageBreak/>
         <w:t>Anomalías de actualización</w:t>
       </w:r>
       <w:r>
@@ -5086,7 +2419,7 @@
       <w:pPr>
         <w:pStyle w:val="Ttulo2"/>
       </w:pPr>
-      <w:bookmarkStart w:id="18" w:name="_Toc257619008"/>
+      <w:bookmarkStart w:id="11" w:name="_Toc257619008"/>
       <w:r>
         <w:t xml:space="preserve">Justificación </w:t>
       </w:r>
@@ -5096,7 +2429,7 @@
       <w:r>
         <w:t>Forma normal adoptada</w:t>
       </w:r>
-      <w:bookmarkEnd w:id="18"/>
+      <w:bookmarkEnd w:id="11"/>
     </w:p>
     <w:p>
       <w:pPr>
@@ -5106,7 +2439,15 @@
         <w:t>[</w:t>
       </w:r>
       <w:r>
-        <w:t>Luego de adoptar alguna forma normal (primera forma normal, segunda forma normal, tercera forma normal o bien la Forma normal de Boyce-Codd (BCNF)) se debe justificar por que se selecciono esa forma normal y aclarar sus mejo</w:t>
+        <w:t xml:space="preserve">Luego de adoptar alguna forma normal (primera forma normal, segunda forma normal, tercera forma normal o bien la Forma normal de Boyce-Codd (BCNF)) se debe justificar por que se </w:t>
+      </w:r>
+      <w:proofErr w:type="spellStart"/>
+      <w:r>
+        <w:t>selecciono</w:t>
+      </w:r>
+      <w:proofErr w:type="spellEnd"/>
+      <w:r>
+        <w:t xml:space="preserve"> esa forma normal y aclarar sus mejo</w:t>
       </w:r>
       <w:r>
         <w:t>rías hacia el modelo relacional</w:t>
@@ -5136,11 +2477,12 @@
       <w:pPr>
         <w:pStyle w:val="PSI-Ttulo2"/>
       </w:pPr>
-      <w:bookmarkStart w:id="19" w:name="_Toc257619009"/>
+      <w:bookmarkStart w:id="12" w:name="_Toc257619009"/>
       <w:r>
+        <w:lastRenderedPageBreak/>
         <w:t>Especificación de la Distribución de Datos</w:t>
       </w:r>
-      <w:bookmarkEnd w:id="19"/>
+      <w:bookmarkEnd w:id="12"/>
     </w:p>
     <w:p>
       <w:pPr>
@@ -5178,8 +2520,8 @@
       </w:pPr>
     </w:p>
     <w:sectPr>
-      <w:headerReference w:type="default" r:id="rId16"/>
-      <w:footerReference w:type="default" r:id="rId17"/>
+      <w:headerReference w:type="default" r:id="rId10"/>
+      <w:footerReference w:type="default" r:id="rId11"/>
       <w:pgSz w:w="11906" w:h="16838"/>
       <w:pgMar w:top="1535" w:right="1701" w:bottom="1417" w:left="1701" w:header="567" w:footer="572" w:gutter="0"/>
       <w:cols w:space="708"/>
@@ -5365,7 +2707,7 @@
         </mc:Choice>
         <mc:Fallback>
           <w:pict>
-            <v:group w14:anchorId="1B00CB6D" id="Group 27" o:spid="_x0000_s1026" style="position:absolute;margin-left:0;margin-top:0;width:593.7pt;height:63.75pt;flip:y;z-index:251676672;mso-width-percent:1000;mso-height-percent:900;mso-position-horizontal:center;mso-position-horizontal-relative:page;mso-position-vertical:bottom;mso-position-vertical-relative:page;mso-width-percent:1000;mso-height-percent:900;mso-height-relative:bottom-margin-area" coordorigin="8,9" coordsize="15823,1439" o:gfxdata="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" o:allowincell="f">
+            <v:group w14:anchorId="1A3B51BF" id="Group 27" o:spid="_x0000_s1026" style="position:absolute;margin-left:0;margin-top:0;width:593.7pt;height:63.75pt;flip:y;z-index:251676672;mso-width-percent:1000;mso-height-percent:900;mso-position-horizontal:center;mso-position-horizontal-relative:page;mso-position-vertical:bottom;mso-position-vertical-relative:page;mso-width-percent:1000;mso-height-percent:900;mso-height-relative:bottom-margin-area" coordorigin="8,9" coordsize="15823,1439" o:gfxdata="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" o:allowincell="f">
               <v:shapetype id="_x0000_t32" coordsize="21600,21600" o:spt="32" o:oned="t" path="m,l21600,21600e" filled="f">
                 <v:path arrowok="t" fillok="f" o:connecttype="none"/>
                 <o:lock v:ext="edit" shapetype="t"/>
@@ -5450,7 +2792,7 @@
         </mc:Choice>
         <mc:Fallback>
           <w:pict>
-            <v:rect w14:anchorId="0899A2D7" id="Rectangle 26" o:spid="_x0000_s1026" style="position:absolute;margin-left:0;margin-top:0;width:7.15pt;height:62.45pt;z-index:251675648;visibility:visible;mso-wrap-style:square;mso-width-percent:0;mso-height-percent:900;mso-wrap-distance-left:9pt;mso-wrap-distance-top:0;mso-wrap-distance-right:9pt;mso-wrap-distance-bottom:0;mso-position-horizontal:center;mso-position-horizontal-relative:left-margin-area;mso-position-vertical:bottom;mso-position-vertical-relative:page;mso-width-percent:0;mso-height-percent:900;mso-width-relative:page;mso-height-relative:bottom-margin-area;v-text-anchor:top" o:gfxdata="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" fillcolor="#4bacc6 [3208]" strokecolor="#205867 [1608]">
+            <v:rect w14:anchorId="108B7D68" id="Rectangle 26" o:spid="_x0000_s1026" style="position:absolute;margin-left:0;margin-top:0;width:7.15pt;height:62.45pt;z-index:251675648;visibility:visible;mso-wrap-style:square;mso-width-percent:0;mso-height-percent:900;mso-wrap-distance-left:9pt;mso-wrap-distance-top:0;mso-wrap-distance-right:9pt;mso-wrap-distance-bottom:0;mso-position-horizontal:center;mso-position-horizontal-relative:left-margin-area;mso-position-vertical:bottom;mso-position-vertical-relative:page;mso-width-percent:0;mso-height-percent:900;mso-width-relative:page;mso-height-relative:bottom-margin-area;v-text-anchor:top" o:gfxdata="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" fillcolor="#4bacc6 [3208]" strokecolor="#205867 [1608]">
               <w10:wrap anchorx="margin" anchory="page"/>
             </v:rect>
           </w:pict>
@@ -5626,7 +2968,7 @@
         </mc:Choice>
         <mc:Fallback>
           <w:pict>
-            <v:rect w14:anchorId="53141AE3" id="Rectangle 11" o:spid="_x0000_s1026" style="position:absolute;margin-left:0;margin-top:0;width:7.15pt;height:62.45pt;z-index:251670528;visibility:visible;mso-wrap-style:square;mso-width-percent:0;mso-height-percent:900;mso-wrap-distance-left:9pt;mso-wrap-distance-top:0;mso-wrap-distance-right:9pt;mso-wrap-distance-bottom:0;mso-position-horizontal:center;mso-position-horizontal-relative:right-margin-area;mso-position-vertical:bottom;mso-position-vertical-relative:page;mso-width-percent:0;mso-height-percent:900;mso-width-relative:page;mso-height-relative:bottom-margin-area;v-text-anchor:top" o:gfxdata="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" fillcolor="#4bacc6 [3208]" strokecolor="#205867 [1608]">
+            <v:rect w14:anchorId="23A01F8B" id="Rectangle 11" o:spid="_x0000_s1026" style="position:absolute;margin-left:0;margin-top:0;width:7.15pt;height:62.45pt;z-index:251670528;visibility:visible;mso-wrap-style:square;mso-width-percent:0;mso-height-percent:900;mso-wrap-distance-left:9pt;mso-wrap-distance-top:0;mso-wrap-distance-right:9pt;mso-wrap-distance-bottom:0;mso-position-horizontal:center;mso-position-horizontal-relative:right-margin-area;mso-position-vertical:bottom;mso-position-vertical-relative:page;mso-width-percent:0;mso-height-percent:900;mso-width-relative:page;mso-height-relative:bottom-margin-area;v-text-anchor:top" o:gfxdata="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" fillcolor="#4bacc6 [3208]" strokecolor="#205867 [1608]">
               <w10:wrap anchorx="margin" anchory="page"/>
             </v:rect>
           </w:pict>
@@ -5723,7 +3065,6 @@
         <w:tab w:val="clear" w:pos="8504"/>
         <w:tab w:val="left" w:pos="7740"/>
       </w:tabs>
-      <w:ind w:left="0" w:firstLine="0"/>
       <w:rPr>
         <w:rFonts w:asciiTheme="majorHAnsi" w:eastAsiaTheme="majorEastAsia" w:hAnsiTheme="majorHAnsi" w:cstheme="majorBidi"/>
         <w:szCs w:val="36"/>
@@ -5905,7 +3246,7 @@
         </mc:Choice>
         <mc:Fallback>
           <w:pict>
-            <v:rect w14:anchorId="5C0FB44A" id="Rectangle 41" o:spid="_x0000_s1026" style="position:absolute;margin-left:38.9pt;margin-top:0;width:7.15pt;height:62.15pt;z-index:251680768;visibility:visible;mso-wrap-style:square;mso-width-percent:0;mso-height-percent:900;mso-wrap-distance-left:9pt;mso-wrap-distance-top:0;mso-wrap-distance-right:9pt;mso-wrap-distance-bottom:0;mso-position-horizontal:absolute;mso-position-horizontal-relative:left-margin-area;mso-position-vertical:absolute;mso-position-vertical-relative:page;mso-width-percent:0;mso-height-percent:900;mso-width-relative:page;mso-height-relative:bottom-margin-area;v-text-anchor:top" o:gfxdata="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" fillcolor="#4bacc6 [3208]" strokecolor="#205867 [1608]">
+            <v:rect w14:anchorId="0D0A0E5F" id="Rectangle 41" o:spid="_x0000_s1026" style="position:absolute;margin-left:38.9pt;margin-top:0;width:7.15pt;height:62.15pt;z-index:251680768;visibility:visible;mso-wrap-style:square;mso-width-percent:0;mso-height-percent:900;mso-wrap-distance-left:9pt;mso-wrap-distance-top:0;mso-wrap-distance-right:9pt;mso-wrap-distance-bottom:0;mso-position-horizontal:absolute;mso-position-horizontal-relative:left-margin-area;mso-position-vertical:absolute;mso-position-vertical-relative:page;mso-width-percent:0;mso-height-percent:900;mso-width-relative:page;mso-height-relative:bottom-margin-area;v-text-anchor:top" o:gfxdata="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" fillcolor="#4bacc6 [3208]" strokecolor="#205867 [1608]">
               <w10:wrap anchorx="margin" anchory="page"/>
             </v:rect>
           </w:pict>
@@ -5986,7 +3327,7 @@
         </mc:Choice>
         <mc:Fallback>
           <w:pict>
-            <v:rect w14:anchorId="5F9B6BF7" id="Rectangle 34" o:spid="_x0000_s1026" style="position:absolute;margin-left:549.2pt;margin-top:0;width:7.15pt;height:62.2pt;z-index:251678720;visibility:visible;mso-wrap-style:square;mso-width-percent:0;mso-height-percent:900;mso-wrap-distance-left:9pt;mso-wrap-distance-top:0;mso-wrap-distance-right:9pt;mso-wrap-distance-bottom:0;mso-position-horizontal:absolute;mso-position-horizontal-relative:left-margin-area;mso-position-vertical:absolute;mso-position-vertical-relative:page;mso-width-percent:0;mso-height-percent:900;mso-width-relative:page;mso-height-relative:bottom-margin-area;v-text-anchor:top" o:gfxdata="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" fillcolor="#4bacc6 [3208]" strokecolor="#205867 [1608]">
+            <v:rect w14:anchorId="3A6694AF" id="Rectangle 34" o:spid="_x0000_s1026" style="position:absolute;margin-left:549.2pt;margin-top:0;width:7.15pt;height:62.2pt;z-index:251678720;visibility:visible;mso-wrap-style:square;mso-width-percent:0;mso-height-percent:900;mso-wrap-distance-left:9pt;mso-wrap-distance-top:0;mso-wrap-distance-right:9pt;mso-wrap-distance-bottom:0;mso-position-horizontal:absolute;mso-position-horizontal-relative:left-margin-area;mso-position-vertical:absolute;mso-position-vertical-relative:page;mso-width-percent:0;mso-height-percent:900;mso-width-relative:page;mso-height-relative:bottom-margin-area;v-text-anchor:top" o:gfxdata="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" fillcolor="#4bacc6 [3208]" strokecolor="#205867 [1608]">
               <w10:wrap anchorx="margin" anchory="page"/>
             </v:rect>
           </w:pict>
@@ -6122,7 +3463,7 @@
         </mc:Choice>
         <mc:Fallback>
           <w:pict>
-            <v:group w14:anchorId="25AC5BC1" id="Group 35" o:spid="_x0000_s1026" style="position:absolute;margin-left:0;margin-top:0;width:593.5pt;height:64.2pt;z-index:251679744;mso-width-percent:1000;mso-position-horizontal:center;mso-position-horizontal-relative:page;mso-position-vertical:top;mso-position-vertical-relative:page;mso-width-percent:1000;mso-height-relative:top-margin-area" coordorigin="8,9" coordsize="15823,1439" o:gfxdata="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">
+            <v:group w14:anchorId="0EEEF2C3" id="Group 35" o:spid="_x0000_s1026" style="position:absolute;margin-left:0;margin-top:0;width:593.5pt;height:64.2pt;z-index:251679744;mso-width-percent:1000;mso-position-horizontal:center;mso-position-horizontal-relative:page;mso-position-vertical:top;mso-position-vertical-relative:page;mso-width-percent:1000;mso-height-relative:top-margin-area" coordorigin="8,9" coordsize="15823,1439" o:gfxdata="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">
               <v:shapetype id="_x0000_t32" coordsize="21600,21600" o:spt="32" o:oned="t" path="m,l21600,21600e" filled="f">
                 <v:path arrowok="t" fillok="f" o:connecttype="none"/>
                 <o:lock v:ext="edit" shapetype="t"/>
@@ -8287,7 +5628,6 @@
     <w:pPrDefault>
       <w:pPr>
         <w:spacing w:before="200" w:line="276" w:lineRule="auto"/>
-        <w:ind w:left="357" w:hanging="357"/>
       </w:pPr>
     </w:pPrDefault>
   </w:docDefaults>
@@ -8770,7 +6110,7 @@
     <w:pPr>
       <w:widowControl w:val="0"/>
       <w:spacing w:before="240" w:after="60" w:line="240" w:lineRule="atLeast"/>
-      <w:ind w:left="2880" w:firstLine="0"/>
+      <w:ind w:left="2880"/>
       <w:outlineLvl w:val="4"/>
     </w:pPr>
     <w:rPr>
@@ -8789,7 +6129,7 @@
     <w:pPr>
       <w:widowControl w:val="0"/>
       <w:spacing w:before="240" w:after="60" w:line="240" w:lineRule="atLeast"/>
-      <w:ind w:left="2880" w:firstLine="0"/>
+      <w:ind w:left="2880"/>
       <w:outlineLvl w:val="5"/>
     </w:pPr>
     <w:rPr>
@@ -8809,7 +6149,7 @@
     <w:pPr>
       <w:widowControl w:val="0"/>
       <w:spacing w:before="240" w:after="60" w:line="240" w:lineRule="atLeast"/>
-      <w:ind w:left="2880" w:firstLine="0"/>
+      <w:ind w:left="2880"/>
       <w:outlineLvl w:val="6"/>
     </w:pPr>
     <w:rPr>
@@ -8829,7 +6169,7 @@
     <w:pPr>
       <w:widowControl w:val="0"/>
       <w:spacing w:before="240" w:after="60" w:line="240" w:lineRule="atLeast"/>
-      <w:ind w:left="2880" w:firstLine="0"/>
+      <w:ind w:left="2880"/>
       <w:outlineLvl w:val="7"/>
     </w:pPr>
     <w:rPr>
@@ -8850,7 +6190,7 @@
     <w:pPr>
       <w:widowControl w:val="0"/>
       <w:spacing w:before="240" w:after="60" w:line="240" w:lineRule="atLeast"/>
-      <w:ind w:left="2880" w:firstLine="0"/>
+      <w:ind w:left="2880"/>
       <w:outlineLvl w:val="8"/>
     </w:pPr>
     <w:rPr>
@@ -8963,7 +6303,6 @@
       </w:tabs>
       <w:suppressAutoHyphens/>
       <w:spacing w:before="120" w:after="60" w:line="240" w:lineRule="atLeast"/>
-      <w:ind w:left="0" w:firstLine="0"/>
     </w:pPr>
     <w:rPr>
       <w:lang w:val="es-AR"/>
@@ -9110,7 +6449,6 @@
     <w:rsid w:val="00C94FBE"/>
     <w:pPr>
       <w:spacing w:before="0" w:after="200"/>
-      <w:ind w:left="0" w:firstLine="0"/>
     </w:pPr>
     <w:rPr>
       <w:rFonts w:eastAsiaTheme="minorEastAsia"/>
@@ -9155,7 +6493,6 @@
     <w:rsid w:val="00C94FBE"/>
     <w:pPr>
       <w:spacing w:before="0" w:line="240" w:lineRule="auto"/>
-      <w:ind w:left="0" w:firstLine="0"/>
     </w:pPr>
     <w:rPr>
       <w:rFonts w:eastAsiaTheme="minorEastAsia"/>
@@ -9213,7 +6550,6 @@
         <w:tab w:val="right" w:leader="dot" w:pos="8505"/>
       </w:tabs>
       <w:spacing w:before="240" w:after="120"/>
-      <w:ind w:left="0"/>
     </w:pPr>
     <w:rPr>
       <w:b/>
@@ -9265,7 +6601,6 @@
     <w:qFormat/>
     <w:rsid w:val="00A13DBA"/>
     <w:pPr>
-      <w:ind w:left="0" w:firstLine="0"/>
       <w:outlineLvl w:val="9"/>
     </w:pPr>
   </w:style>
@@ -9311,7 +6646,7 @@
       <w:widowControl w:val="0"/>
       <w:suppressAutoHyphens/>
       <w:spacing w:before="0" w:after="120" w:line="240" w:lineRule="atLeast"/>
-      <w:ind w:left="720" w:firstLine="0"/>
+      <w:ind w:left="720"/>
     </w:pPr>
     <w:rPr>
       <w:rFonts w:ascii="Times New Roman" w:eastAsia="Times New Roman" w:hAnsi="Times New Roman" w:cs="Times New Roman"/>
@@ -9359,7 +6694,6 @@
       <w:suppressLineNumbers/>
       <w:suppressAutoHyphens/>
       <w:spacing w:before="0" w:line="240" w:lineRule="auto"/>
-      <w:ind w:left="0" w:firstLine="0"/>
     </w:pPr>
     <w:rPr>
       <w:rFonts w:ascii="Nimbus Roman No9 L" w:eastAsia="DejaVu Sans" w:hAnsi="Nimbus Roman No9 L" w:cs="DejaVu Sans"/>
@@ -9374,7 +6708,6 @@
     <w:rsid w:val="008B3B0F"/>
     <w:pPr>
       <w:spacing w:before="0" w:after="60" w:line="240" w:lineRule="auto"/>
-      <w:ind w:left="0" w:firstLine="0"/>
     </w:pPr>
     <w:rPr>
       <w:rFonts w:ascii="Verdana" w:eastAsia="Times New Roman" w:hAnsi="Verdana" w:cs="Arial"/>
@@ -9578,7 +6911,6 @@
     <w:rsid w:val="00551C63"/>
     <w:pPr>
       <w:spacing w:before="100" w:beforeAutospacing="1" w:after="100" w:afterAutospacing="1" w:line="240" w:lineRule="auto"/>
-      <w:ind w:left="0" w:firstLine="0"/>
     </w:pPr>
     <w:rPr>
       <w:rFonts w:ascii="Times New Roman" w:eastAsia="Times New Roman" w:hAnsi="Times New Roman" w:cs="Times New Roman"/>

--- a/A-Documentacion/B-Elaboracion/Iteracion1-24_09-al-16_10/1-ModeloDatos/eGraduados_Elaboracion_Iteracion1_ModeloDatos.docx
+++ b/A-Documentacion/B-Elaboracion/Iteracion1-24_09-al-16_10/1-ModeloDatos/eGraduados_Elaboracion_Iteracion1_ModeloDatos.docx
@@ -6,8 +6,11 @@
       <w:sdtPr>
         <w:rPr>
           <w:rFonts w:asciiTheme="majorHAnsi" w:eastAsiaTheme="majorEastAsia" w:hAnsiTheme="majorHAnsi" w:cstheme="majorBidi"/>
+          <w:i/>
+          <w:color w:val="548DD4"/>
           <w:sz w:val="72"/>
           <w:szCs w:val="72"/>
+          <w:lang w:val="es-AR"/>
         </w:rPr>
         <w:id w:val="3224277"/>
         <w:docPartObj>
@@ -18,11 +21,8 @@
       <w:sdtEndPr>
         <w:rPr>
           <w:rFonts w:asciiTheme="minorHAnsi" w:eastAsiaTheme="minorHAnsi" w:hAnsiTheme="minorHAnsi" w:cstheme="minorBidi"/>
-          <w:i/>
-          <w:color w:val="548DD4"/>
           <w:sz w:val="22"/>
           <w:szCs w:val="22"/>
-          <w:lang w:val="es-AR"/>
         </w:rPr>
       </w:sdtEndPr>
       <w:sdtContent>
@@ -2076,9 +2076,6 @@
       <w:r>
         <w:t>El modelo de datos describe los datos que se digitalizaran, su estructura, sus características y sus restricciones</w:t>
       </w:r>
-      <w:r>
-        <w:br w:type="page"/>
-      </w:r>
     </w:p>
     <w:p>
       <w:pPr>
@@ -2086,7 +2083,6 @@
       </w:pPr>
       <w:bookmarkStart w:id="1" w:name="_Toc257618994"/>
       <w:r>
-        <w:lastRenderedPageBreak/>
         <w:t>Diseño de Datos</w:t>
       </w:r>
       <w:bookmarkEnd w:id="1"/>
@@ -2439,15 +2435,7 @@
         <w:t>[</w:t>
       </w:r>
       <w:r>
-        <w:t xml:space="preserve">Luego de adoptar alguna forma normal (primera forma normal, segunda forma normal, tercera forma normal o bien la Forma normal de Boyce-Codd (BCNF)) se debe justificar por que se </w:t>
-      </w:r>
-      <w:proofErr w:type="spellStart"/>
-      <w:r>
-        <w:t>selecciono</w:t>
-      </w:r>
-      <w:proofErr w:type="spellEnd"/>
-      <w:r>
-        <w:t xml:space="preserve"> esa forma normal y aclarar sus mejo</w:t>
+        <w:t>Luego de adoptar alguna forma normal (primera forma normal, segunda forma normal, tercera forma normal o bien la Forma normal de Boyce-Codd (BCNF)) se debe justificar por que se selecciono esa forma normal y aclarar sus mejo</w:t>
       </w:r>
       <w:r>
         <w:t>rías hacia el modelo relacional</w:t>
